--- a/DOC/CIE 3.0 - Manuale d'uso del middleware Linux.docx
+++ b/DOC/CIE 3.0 - Manuale d'uso del middleware Linux.docx
@@ -1,6 +1,6 @@
 
 <file path=word/document.xml><?xml version="1.0" encoding="utf-8"?>
-<w:document xmlns:wpc="http://schemas.microsoft.com/office/word/2010/wordprocessingCanvas" xmlns:cx="http://schemas.microsoft.com/office/drawing/2014/chartex" xmlns:cx1="http://schemas.microsoft.com/office/drawing/2015/9/8/chartex" xmlns:cx2="http://schemas.microsoft.com/office/drawing/2015/10/21/chartex" xmlns:cx3="http://schemas.microsoft.com/office/drawing/2016/5/9/chartex" xmlns:cx4="http://schemas.microsoft.com/office/drawing/2016/5/10/chartex" xmlns:cx5="http://schemas.microsoft.com/office/drawing/2016/5/11/chartex" xmlns:cx6="http://schemas.microsoft.com/office/drawing/2016/5/12/chartex" xmlns:cx7="http://schemas.microsoft.com/office/drawing/2016/5/13/chartex" xmlns:cx8="http://schemas.microsoft.com/office/drawing/2016/5/14/chartex" xmlns:mc="http://schemas.openxmlformats.org/markup-compatibility/2006" xmlns:aink="http://schemas.microsoft.com/office/drawing/2016/ink" xmlns:am3d="http://schemas.microsoft.com/office/drawing/2017/model3d" xmlns:o="urn:schemas-microsoft-com:office:office" xmlns:r="http://schemas.openxmlformats.org/officeDocument/2006/relationships" xmlns:m="http://schemas.openxmlformats.org/officeDocument/2006/math" xmlns:v="urn:schemas-microsoft-com:vml" xmlns:wp14="http://schemas.microsoft.com/office/word/2010/wordprocessingDrawing" xmlns:wp="http://schemas.openxmlformats.org/drawingml/2006/wordprocessingDrawing" xmlns:w10="urn:schemas-microsoft-com:office:word" xmlns:w="http://schemas.openxmlformats.org/wordprocessingml/2006/main" xmlns:w14="http://schemas.microsoft.com/office/word/2010/wordml" xmlns:w15="http://schemas.microsoft.com/office/word/2012/wordml" xmlns:w16cex="http://schemas.microsoft.com/office/word/2018/wordml/cex" xmlns:w16cid="http://schemas.microsoft.com/office/word/2016/wordml/cid" xmlns:w16="http://schemas.microsoft.com/office/word/2018/wordml" xmlns:w16se="http://schemas.microsoft.com/office/word/2015/wordml/symex" xmlns:wpg="http://schemas.microsoft.com/office/word/2010/wordprocessingGroup" xmlns:wpi="http://schemas.microsoft.com/office/word/2010/wordprocessingInk" xmlns:wne="http://schemas.microsoft.com/office/word/2006/wordml" xmlns:wps="http://schemas.microsoft.com/office/word/2010/wordprocessingShape" mc:Ignorable="w14 w15 w16se w16cid w16 w16cex wp14">
+<w:document xmlns:wpc="http://schemas.microsoft.com/office/word/2010/wordprocessingCanvas" xmlns:cx="http://schemas.microsoft.com/office/drawing/2014/chartex" xmlns:cx1="http://schemas.microsoft.com/office/drawing/2015/9/8/chartex" xmlns:cx2="http://schemas.microsoft.com/office/drawing/2015/10/21/chartex" xmlns:cx3="http://schemas.microsoft.com/office/drawing/2016/5/9/chartex" xmlns:cx4="http://schemas.microsoft.com/office/drawing/2016/5/10/chartex" xmlns:cx5="http://schemas.microsoft.com/office/drawing/2016/5/11/chartex" xmlns:cx6="http://schemas.microsoft.com/office/drawing/2016/5/12/chartex" xmlns:cx7="http://schemas.microsoft.com/office/drawing/2016/5/13/chartex" xmlns:cx8="http://schemas.microsoft.com/office/drawing/2016/5/14/chartex" xmlns:mc="http://schemas.openxmlformats.org/markup-compatibility/2006" xmlns:aink="http://schemas.microsoft.com/office/drawing/2016/ink" xmlns:am3d="http://schemas.microsoft.com/office/drawing/2017/model3d" xmlns:o="urn:schemas-microsoft-com:office:office" xmlns:r="http://schemas.openxmlformats.org/officeDocument/2006/relationships" xmlns:m="http://schemas.openxmlformats.org/officeDocument/2006/math" xmlns:v="urn:schemas-microsoft-com:vml" xmlns:wp14="http://schemas.microsoft.com/office/word/2010/wordprocessingDrawing" xmlns:wp="http://schemas.openxmlformats.org/drawingml/2006/wordprocessingDrawing" xmlns:w10="urn:schemas-microsoft-com:office:word" xmlns:w="http://schemas.openxmlformats.org/wordprocessingml/2006/main" xmlns:w14="http://schemas.microsoft.com/office/word/2010/wordml" xmlns:w15="http://schemas.microsoft.com/office/word/2012/wordml" xmlns:w16cex="http://schemas.microsoft.com/office/word/2018/wordml/cex" xmlns:w16cid="http://schemas.microsoft.com/office/word/2016/wordml/cid" xmlns:w16="http://schemas.microsoft.com/office/word/2018/wordml" xmlns:w16sdtdh="http://schemas.microsoft.com/office/word/2020/wordml/sdtdatahash" xmlns:w16se="http://schemas.microsoft.com/office/word/2015/wordml/symex" xmlns:wpg="http://schemas.microsoft.com/office/word/2010/wordprocessingGroup" xmlns:wpi="http://schemas.microsoft.com/office/word/2010/wordprocessingInk" xmlns:wne="http://schemas.microsoft.com/office/word/2006/wordml" xmlns:wps="http://schemas.microsoft.com/office/word/2010/wordprocessingShape" mc:Ignorable="w14 w15 w16se w16cid w16 w16cex w16sdtdh wp14">
   <w:body>
     <w:p>
       <w:pPr>
@@ -285,9 +285,9 @@
         </w:rPr>
         <w:fldChar w:fldCharType="separate"/>
       </w:r>
-      <w:bookmarkStart w:id="8" w:name="_Toc475011072"/>
+      <w:bookmarkStart w:id="8" w:name="_Toc467862240"/>
       <w:bookmarkStart w:id="9" w:name="_Toc473283927"/>
-      <w:bookmarkStart w:id="10" w:name="_Toc467862240"/>
+      <w:bookmarkStart w:id="10" w:name="_Toc475011072"/>
       <w:r>
         <w:rPr>
           <w:rFonts w:asciiTheme="minorHAnsi" w:hAnsiTheme="minorHAnsi"/>
@@ -295,7 +295,7 @@
           <w:sz w:val="36"/>
           <w:szCs w:val="36"/>
         </w:rPr>
-        <w:t>23/04/21</w:t>
+        <w:t>24/02/22</w:t>
       </w:r>
       <w:bookmarkEnd w:id="8"/>
       <w:bookmarkEnd w:id="9"/>
@@ -409,7 +409,7 @@
         <w:rPr>
           <w:noProof/>
         </w:rPr>
-        <w:instrText xml:space="preserve"> PAGEREF _Toc70087558 \h </w:instrText>
+        <w:instrText xml:space="preserve"> PAGEREF _Toc96617634 \h </w:instrText>
       </w:r>
       <w:r>
         <w:rPr>
@@ -484,7 +484,7 @@
         <w:rPr>
           <w:noProof/>
         </w:rPr>
-        <w:instrText xml:space="preserve"> PAGEREF _Toc70087559 \h </w:instrText>
+        <w:instrText xml:space="preserve"> PAGEREF _Toc96617635 \h </w:instrText>
       </w:r>
       <w:r>
         <w:rPr>
@@ -559,7 +559,7 @@
         <w:rPr>
           <w:noProof/>
         </w:rPr>
-        <w:instrText xml:space="preserve"> PAGEREF _Toc70087560 \h </w:instrText>
+        <w:instrText xml:space="preserve"> PAGEREF _Toc96617636 \h </w:instrText>
       </w:r>
       <w:r>
         <w:rPr>
@@ -634,7 +634,7 @@
         <w:rPr>
           <w:noProof/>
         </w:rPr>
-        <w:instrText xml:space="preserve"> PAGEREF _Toc70087561 \h </w:instrText>
+        <w:instrText xml:space="preserve"> PAGEREF _Toc96617637 \h </w:instrText>
       </w:r>
       <w:r>
         <w:rPr>
@@ -709,7 +709,7 @@
         <w:rPr>
           <w:noProof/>
         </w:rPr>
-        <w:instrText xml:space="preserve"> PAGEREF _Toc70087562 \h </w:instrText>
+        <w:instrText xml:space="preserve"> PAGEREF _Toc96617638 \h </w:instrText>
       </w:r>
       <w:r>
         <w:rPr>
@@ -784,7 +784,7 @@
         <w:rPr>
           <w:noProof/>
         </w:rPr>
-        <w:instrText xml:space="preserve"> PAGEREF _Toc70087563 \h </w:instrText>
+        <w:instrText xml:space="preserve"> PAGEREF _Toc96617639 \h </w:instrText>
       </w:r>
       <w:r>
         <w:rPr>
@@ -859,7 +859,7 @@
         <w:rPr>
           <w:noProof/>
         </w:rPr>
-        <w:instrText xml:space="preserve"> PAGEREF _Toc70087564 \h </w:instrText>
+        <w:instrText xml:space="preserve"> PAGEREF _Toc96617640 \h </w:instrText>
       </w:r>
       <w:r>
         <w:rPr>
@@ -934,7 +934,7 @@
         <w:rPr>
           <w:noProof/>
         </w:rPr>
-        <w:instrText xml:space="preserve"> PAGEREF _Toc70087565 \h </w:instrText>
+        <w:instrText xml:space="preserve"> PAGEREF _Toc96617641 \h </w:instrText>
       </w:r>
       <w:r>
         <w:rPr>
@@ -1009,7 +1009,7 @@
         <w:rPr>
           <w:noProof/>
         </w:rPr>
-        <w:instrText xml:space="preserve"> PAGEREF _Toc70087566 \h </w:instrText>
+        <w:instrText xml:space="preserve"> PAGEREF _Toc96617642 \h </w:instrText>
       </w:r>
       <w:r>
         <w:rPr>
@@ -1084,7 +1084,7 @@
         <w:rPr>
           <w:noProof/>
         </w:rPr>
-        <w:instrText xml:space="preserve"> PAGEREF _Toc70087567 \h </w:instrText>
+        <w:instrText xml:space="preserve"> PAGEREF _Toc96617643 \h </w:instrText>
       </w:r>
       <w:r>
         <w:rPr>
@@ -1159,7 +1159,7 @@
         <w:rPr>
           <w:noProof/>
         </w:rPr>
-        <w:instrText xml:space="preserve"> PAGEREF _Toc70087568 \h </w:instrText>
+        <w:instrText xml:space="preserve"> PAGEREF _Toc96617644 \h </w:instrText>
       </w:r>
       <w:r>
         <w:rPr>
@@ -1234,7 +1234,7 @@
         <w:rPr>
           <w:noProof/>
         </w:rPr>
-        <w:instrText xml:space="preserve"> PAGEREF _Toc70087569 \h </w:instrText>
+        <w:instrText xml:space="preserve"> PAGEREF _Toc96617645 \h </w:instrText>
       </w:r>
       <w:r>
         <w:rPr>
@@ -1309,7 +1309,7 @@
         <w:rPr>
           <w:noProof/>
         </w:rPr>
-        <w:instrText xml:space="preserve"> PAGEREF _Toc70087570 \h </w:instrText>
+        <w:instrText xml:space="preserve"> PAGEREF _Toc96617646 \h </w:instrText>
       </w:r>
       <w:r>
         <w:rPr>
@@ -1384,7 +1384,7 @@
         <w:rPr>
           <w:noProof/>
         </w:rPr>
-        <w:instrText xml:space="preserve"> PAGEREF _Toc70087571 \h </w:instrText>
+        <w:instrText xml:space="preserve"> PAGEREF _Toc96617647 \h </w:instrText>
       </w:r>
       <w:r>
         <w:rPr>
@@ -1401,7 +1401,7 @@
         <w:rPr>
           <w:noProof/>
         </w:rPr>
-        <w:t>26</w:t>
+        <w:t>25</w:t>
       </w:r>
       <w:r>
         <w:rPr>
@@ -1459,7 +1459,7 @@
         <w:rPr>
           <w:noProof/>
         </w:rPr>
-        <w:instrText xml:space="preserve"> PAGEREF _Toc70087572 \h </w:instrText>
+        <w:instrText xml:space="preserve"> PAGEREF _Toc96617648 \h </w:instrText>
       </w:r>
       <w:r>
         <w:rPr>
@@ -1476,7 +1476,7 @@
         <w:rPr>
           <w:noProof/>
         </w:rPr>
-        <w:t>26</w:t>
+        <w:t>25</w:t>
       </w:r>
       <w:r>
         <w:rPr>
@@ -1534,7 +1534,7 @@
         <w:rPr>
           <w:noProof/>
         </w:rPr>
-        <w:instrText xml:space="preserve"> PAGEREF _Toc70087573 \h </w:instrText>
+        <w:instrText xml:space="preserve"> PAGEREF _Toc96617649 \h </w:instrText>
       </w:r>
       <w:r>
         <w:rPr>
@@ -1551,7 +1551,7 @@
         <w:rPr>
           <w:noProof/>
         </w:rPr>
-        <w:t>27</w:t>
+        <w:t>26</w:t>
       </w:r>
       <w:r>
         <w:rPr>
@@ -1609,7 +1609,7 @@
         <w:rPr>
           <w:noProof/>
         </w:rPr>
-        <w:instrText xml:space="preserve"> PAGEREF _Toc70087574 \h </w:instrText>
+        <w:instrText xml:space="preserve"> PAGEREF _Toc96617650 \h </w:instrText>
       </w:r>
       <w:r>
         <w:rPr>
@@ -1626,7 +1626,232 @@
         <w:rPr>
           <w:noProof/>
         </w:rPr>
+        <w:t>27</w:t>
+      </w:r>
+      <w:r>
+        <w:rPr>
+          <w:noProof/>
+        </w:rPr>
+        <w:fldChar w:fldCharType="end"/>
+      </w:r>
+    </w:p>
+    <w:p>
+      <w:pPr>
+        <w:pStyle w:val="Sommario2"/>
+        <w:tabs>
+          <w:tab w:val="left" w:pos="660"/>
+          <w:tab w:val="right" w:leader="dot" w:pos="9628"/>
+        </w:tabs>
+        <w:rPr>
+          <w:rFonts w:eastAsiaTheme="minorEastAsia"/>
+          <w:noProof/>
+          <w:lang w:eastAsia="it-IT"/>
+        </w:rPr>
+      </w:pPr>
+      <w:r>
+        <w:rPr>
+          <w:noProof/>
+        </w:rPr>
+        <w:t>3.</w:t>
+      </w:r>
+      <w:r>
+        <w:rPr>
+          <w:rFonts w:eastAsiaTheme="minorEastAsia"/>
+          <w:noProof/>
+          <w:lang w:eastAsia="it-IT"/>
+        </w:rPr>
+        <w:tab/>
+      </w:r>
+      <w:r>
+        <w:rPr>
+          <w:noProof/>
+        </w:rPr>
+        <w:t>Impostazioni</w:t>
+      </w:r>
+      <w:r>
+        <w:rPr>
+          <w:noProof/>
+        </w:rPr>
+        <w:tab/>
+      </w:r>
+      <w:r>
+        <w:rPr>
+          <w:noProof/>
+        </w:rPr>
+        <w:fldChar w:fldCharType="begin"/>
+      </w:r>
+      <w:r>
+        <w:rPr>
+          <w:noProof/>
+        </w:rPr>
+        <w:instrText xml:space="preserve"> PAGEREF _Toc96617651 \h </w:instrText>
+      </w:r>
+      <w:r>
+        <w:rPr>
+          <w:noProof/>
+        </w:rPr>
+      </w:r>
+      <w:r>
+        <w:rPr>
+          <w:noProof/>
+        </w:rPr>
+        <w:fldChar w:fldCharType="separate"/>
+      </w:r>
+      <w:r>
+        <w:rPr>
+          <w:noProof/>
+        </w:rPr>
         <w:t>28</w:t>
+      </w:r>
+      <w:r>
+        <w:rPr>
+          <w:noProof/>
+        </w:rPr>
+        <w:fldChar w:fldCharType="end"/>
+      </w:r>
+    </w:p>
+    <w:p>
+      <w:pPr>
+        <w:pStyle w:val="Sommario2"/>
+        <w:tabs>
+          <w:tab w:val="left" w:pos="880"/>
+          <w:tab w:val="right" w:leader="dot" w:pos="9628"/>
+        </w:tabs>
+        <w:rPr>
+          <w:rFonts w:eastAsiaTheme="minorEastAsia"/>
+          <w:noProof/>
+          <w:lang w:eastAsia="it-IT"/>
+        </w:rPr>
+      </w:pPr>
+      <w:r>
+        <w:rPr>
+          <w:noProof/>
+        </w:rPr>
+        <w:t>3.1</w:t>
+      </w:r>
+      <w:r>
+        <w:rPr>
+          <w:rFonts w:eastAsiaTheme="minorEastAsia"/>
+          <w:noProof/>
+          <w:lang w:eastAsia="it-IT"/>
+        </w:rPr>
+        <w:tab/>
+      </w:r>
+      <w:r>
+        <w:rPr>
+          <w:noProof/>
+        </w:rPr>
+        <w:t>Proxy di rete</w:t>
+      </w:r>
+      <w:r>
+        <w:rPr>
+          <w:noProof/>
+        </w:rPr>
+        <w:tab/>
+      </w:r>
+      <w:r>
+        <w:rPr>
+          <w:noProof/>
+        </w:rPr>
+        <w:fldChar w:fldCharType="begin"/>
+      </w:r>
+      <w:r>
+        <w:rPr>
+          <w:noProof/>
+        </w:rPr>
+        <w:instrText xml:space="preserve"> PAGEREF _Toc96617652 \h </w:instrText>
+      </w:r>
+      <w:r>
+        <w:rPr>
+          <w:noProof/>
+        </w:rPr>
+      </w:r>
+      <w:r>
+        <w:rPr>
+          <w:noProof/>
+        </w:rPr>
+        <w:fldChar w:fldCharType="separate"/>
+      </w:r>
+      <w:r>
+        <w:rPr>
+          <w:noProof/>
+        </w:rPr>
+        <w:t>28</w:t>
+      </w:r>
+      <w:r>
+        <w:rPr>
+          <w:noProof/>
+        </w:rPr>
+        <w:fldChar w:fldCharType="end"/>
+      </w:r>
+    </w:p>
+    <w:p>
+      <w:pPr>
+        <w:pStyle w:val="Sommario2"/>
+        <w:tabs>
+          <w:tab w:val="left" w:pos="880"/>
+          <w:tab w:val="right" w:leader="dot" w:pos="9628"/>
+        </w:tabs>
+        <w:rPr>
+          <w:rFonts w:eastAsiaTheme="minorEastAsia"/>
+          <w:noProof/>
+          <w:lang w:eastAsia="it-IT"/>
+        </w:rPr>
+      </w:pPr>
+      <w:r>
+        <w:rPr>
+          <w:noProof/>
+        </w:rPr>
+        <w:t>3.2</w:t>
+      </w:r>
+      <w:r>
+        <w:rPr>
+          <w:rFonts w:eastAsiaTheme="minorEastAsia"/>
+          <w:noProof/>
+          <w:lang w:eastAsia="it-IT"/>
+        </w:rPr>
+        <w:tab/>
+      </w:r>
+      <w:r>
+        <w:rPr>
+          <w:noProof/>
+        </w:rPr>
+        <w:t>Log</w:t>
+      </w:r>
+      <w:r>
+        <w:rPr>
+          <w:noProof/>
+        </w:rPr>
+        <w:tab/>
+      </w:r>
+      <w:r>
+        <w:rPr>
+          <w:noProof/>
+        </w:rPr>
+        <w:fldChar w:fldCharType="begin"/>
+      </w:r>
+      <w:r>
+        <w:rPr>
+          <w:noProof/>
+        </w:rPr>
+        <w:instrText xml:space="preserve"> PAGEREF _Toc96617653 \h </w:instrText>
+      </w:r>
+      <w:r>
+        <w:rPr>
+          <w:noProof/>
+        </w:rPr>
+      </w:r>
+      <w:r>
+        <w:rPr>
+          <w:noProof/>
+        </w:rPr>
+        <w:fldChar w:fldCharType="separate"/>
+      </w:r>
+      <w:r>
+        <w:rPr>
+          <w:noProof/>
+        </w:rPr>
+        <w:t>29</w:t>
       </w:r>
       <w:r>
         <w:rPr>
@@ -1654,7 +1879,7 @@
         </w:numPr>
       </w:pPr>
       <w:bookmarkStart w:id="11" w:name="_Ref482020218"/>
-      <w:bookmarkStart w:id="12" w:name="_Toc70087558"/>
+      <w:bookmarkStart w:id="12" w:name="_Toc96617634"/>
       <w:r>
         <w:lastRenderedPageBreak/>
         <w:t>Software</w:t>
@@ -1939,7 +2164,7 @@
           <w:numId w:val="1"/>
         </w:numPr>
       </w:pPr>
-      <w:bookmarkStart w:id="13" w:name="_Toc70087559"/>
+      <w:bookmarkStart w:id="13" w:name="_Toc96617635"/>
       <w:r>
         <w:t>Sistemi operativi supportati</w:t>
       </w:r>
@@ -2062,7 +2287,7 @@
           <w:numId w:val="1"/>
         </w:numPr>
       </w:pPr>
-      <w:bookmarkStart w:id="14" w:name="_Toc70087560"/>
+      <w:bookmarkStart w:id="14" w:name="_Toc96617636"/>
       <w:r>
         <w:t xml:space="preserve">Installazione del </w:t>
       </w:r>
@@ -2244,7 +2469,7 @@
           <w:numId w:val="1"/>
         </w:numPr>
       </w:pPr>
-      <w:bookmarkStart w:id="15" w:name="_Toc70087561"/>
+      <w:bookmarkStart w:id="15" w:name="_Toc96617637"/>
       <w:r>
         <w:lastRenderedPageBreak/>
         <w:t>Distribuzioni “</w:t>
@@ -2550,27 +2775,14 @@
       <w:r>
         <w:t xml:space="preserve">Figura </w:t>
       </w:r>
-      <w:r>
-        <w:fldChar w:fldCharType="begin"/>
-      </w:r>
-      <w:r>
-        <w:instrText xml:space="preserve"> SEQ Figura \* ARABIC </w:instrText>
-      </w:r>
-      <w:r>
-        <w:fldChar w:fldCharType="separate"/>
-      </w:r>
-      <w:r>
-        <w:rPr>
-          <w:noProof/>
-        </w:rPr>
-        <w:t>1</w:t>
-      </w:r>
-      <w:r>
-        <w:rPr>
-          <w:noProof/>
-        </w:rPr>
-        <w:fldChar w:fldCharType="end"/>
-      </w:r>
+      <w:fldSimple w:instr=" SEQ Figura \* ARABIC ">
+        <w:r>
+          <w:rPr>
+            <w:noProof/>
+          </w:rPr>
+          <w:t>1</w:t>
+        </w:r>
+      </w:fldSimple>
       <w:r>
         <w:t xml:space="preserve">. </w:t>
       </w:r>
@@ -2613,7 +2825,7 @@
           <w:numId w:val="1"/>
         </w:numPr>
       </w:pPr>
-      <w:bookmarkStart w:id="16" w:name="_Toc70087562"/>
+      <w:bookmarkStart w:id="16" w:name="_Toc96617638"/>
       <w:r>
         <w:t xml:space="preserve">Distribuzioni “Red </w:t>
       </w:r>
@@ -2949,27 +3161,14 @@
       <w:r>
         <w:t xml:space="preserve">Figura </w:t>
       </w:r>
-      <w:r>
-        <w:fldChar w:fldCharType="begin"/>
-      </w:r>
-      <w:r>
-        <w:instrText xml:space="preserve"> SEQ Figura \* ARABIC </w:instrText>
-      </w:r>
-      <w:r>
-        <w:fldChar w:fldCharType="separate"/>
-      </w:r>
-      <w:r>
-        <w:rPr>
-          <w:noProof/>
-        </w:rPr>
-        <w:t>2</w:t>
-      </w:r>
-      <w:r>
-        <w:rPr>
-          <w:noProof/>
-        </w:rPr>
-        <w:fldChar w:fldCharType="end"/>
-      </w:r>
+      <w:fldSimple w:instr=" SEQ Figura \* ARABIC ">
+        <w:r>
+          <w:rPr>
+            <w:noProof/>
+          </w:rPr>
+          <w:t>2</w:t>
+        </w:r>
+      </w:fldSimple>
       <w:r>
         <w:t>.</w:t>
       </w:r>
@@ -3008,7 +3207,7 @@
         </w:numPr>
         <w:jc w:val="both"/>
       </w:pPr>
-      <w:bookmarkStart w:id="17" w:name="_Toc70087563"/>
+      <w:bookmarkStart w:id="17" w:name="_Toc96617639"/>
       <w:r>
         <w:lastRenderedPageBreak/>
         <w:t>Altre distribuzioni</w:t>
@@ -3515,7 +3714,7 @@
         </w:numPr>
         <w:jc w:val="both"/>
       </w:pPr>
-      <w:bookmarkStart w:id="18" w:name="_Toc70087564"/>
+      <w:bookmarkStart w:id="18" w:name="_Toc96617640"/>
       <w:r>
         <w:t>Altre distribuzioni</w:t>
       </w:r>
@@ -3663,7 +3862,7 @@
           <w:numId w:val="1"/>
         </w:numPr>
       </w:pPr>
-      <w:bookmarkStart w:id="19" w:name="_Toc70087565"/>
+      <w:bookmarkStart w:id="19" w:name="_Toc96617641"/>
       <w:r>
         <w:lastRenderedPageBreak/>
         <w:t xml:space="preserve">Rimozione del </w:t>
@@ -3817,7 +4016,7 @@
       </w:pPr>
       <w:bookmarkStart w:id="20" w:name="_Ref506928239"/>
       <w:bookmarkStart w:id="21" w:name="_Ref506928389"/>
-      <w:bookmarkStart w:id="22" w:name="_Toc70087566"/>
+      <w:bookmarkStart w:id="22" w:name="_Toc96617642"/>
       <w:r>
         <w:t>Primo utilizzo della CIE</w:t>
       </w:r>
@@ -3997,27 +4196,14 @@
       <w:r>
         <w:t xml:space="preserve">Figura </w:t>
       </w:r>
-      <w:r>
-        <w:fldChar w:fldCharType="begin"/>
-      </w:r>
-      <w:r>
-        <w:instrText xml:space="preserve"> SEQ Figura \* ARABIC </w:instrText>
-      </w:r>
-      <w:r>
-        <w:fldChar w:fldCharType="separate"/>
-      </w:r>
-      <w:r>
-        <w:rPr>
-          <w:noProof/>
-        </w:rPr>
-        <w:t>3</w:t>
-      </w:r>
-      <w:r>
-        <w:rPr>
-          <w:noProof/>
-        </w:rPr>
-        <w:fldChar w:fldCharType="end"/>
-      </w:r>
+      <w:fldSimple w:instr=" SEQ Figura \* ARABIC ">
+        <w:r>
+          <w:rPr>
+            <w:noProof/>
+          </w:rPr>
+          <w:t>3</w:t>
+        </w:r>
+      </w:fldSimple>
       <w:r>
         <w:t>. Abbinamento della CIE su una distribuzione "</w:t>
       </w:r>
@@ -4339,14 +4525,27 @@
       <w:r>
         <w:t xml:space="preserve">Figura </w:t>
       </w:r>
-      <w:fldSimple w:instr=" SEQ Figura \* ARABIC ">
-        <w:r>
-          <w:rPr>
-            <w:noProof/>
-          </w:rPr>
-          <w:t>4</w:t>
-        </w:r>
-      </w:fldSimple>
+      <w:r>
+        <w:fldChar w:fldCharType="begin"/>
+      </w:r>
+      <w:r>
+        <w:instrText xml:space="preserve"> SEQ Figura \* ARABIC </w:instrText>
+      </w:r>
+      <w:r>
+        <w:fldChar w:fldCharType="separate"/>
+      </w:r>
+      <w:r>
+        <w:rPr>
+          <w:noProof/>
+        </w:rPr>
+        <w:t>4</w:t>
+      </w:r>
+      <w:r>
+        <w:rPr>
+          <w:noProof/>
+        </w:rPr>
+        <w:fldChar w:fldCharType="end"/>
+      </w:r>
       <w:r>
         <w:t>. CIE abbinata al Software CIE</w:t>
       </w:r>
@@ -4369,7 +4568,7 @@
           <w:numId w:val="1"/>
         </w:numPr>
       </w:pPr>
-      <w:bookmarkStart w:id="23" w:name="_Toc70087567"/>
+      <w:bookmarkStart w:id="23" w:name="_Toc96617643"/>
       <w:r>
         <w:t xml:space="preserve">Accesso ad un servizio </w:t>
       </w:r>
@@ -4533,14 +4732,27 @@
       <w:r>
         <w:t xml:space="preserve">Figura </w:t>
       </w:r>
-      <w:fldSimple w:instr=" SEQ Figura \* ARABIC ">
-        <w:r>
-          <w:rPr>
-            <w:noProof/>
-          </w:rPr>
-          <w:t>5</w:t>
-        </w:r>
-      </w:fldSimple>
+      <w:r>
+        <w:fldChar w:fldCharType="begin"/>
+      </w:r>
+      <w:r>
+        <w:instrText xml:space="preserve"> SEQ Figura \* ARABIC </w:instrText>
+      </w:r>
+      <w:r>
+        <w:fldChar w:fldCharType="separate"/>
+      </w:r>
+      <w:r>
+        <w:rPr>
+          <w:noProof/>
+        </w:rPr>
+        <w:t>5</w:t>
+      </w:r>
+      <w:r>
+        <w:rPr>
+          <w:noProof/>
+        </w:rPr>
+        <w:fldChar w:fldCharType="end"/>
+      </w:r>
       <w:r>
         <w:t>. Preferenze Firefox</w:t>
       </w:r>
@@ -4627,14 +4839,27 @@
       <w:r>
         <w:t xml:space="preserve">Figura </w:t>
       </w:r>
-      <w:fldSimple w:instr=" SEQ Figura \* ARABIC ">
-        <w:r>
-          <w:rPr>
-            <w:noProof/>
-          </w:rPr>
-          <w:t>6</w:t>
-        </w:r>
-      </w:fldSimple>
+      <w:r>
+        <w:fldChar w:fldCharType="begin"/>
+      </w:r>
+      <w:r>
+        <w:instrText xml:space="preserve"> SEQ Figura \* ARABIC </w:instrText>
+      </w:r>
+      <w:r>
+        <w:fldChar w:fldCharType="separate"/>
+      </w:r>
+      <w:r>
+        <w:rPr>
+          <w:noProof/>
+        </w:rPr>
+        <w:t>6</w:t>
+      </w:r>
+      <w:r>
+        <w:rPr>
+          <w:noProof/>
+        </w:rPr>
+        <w:fldChar w:fldCharType="end"/>
+      </w:r>
       <w:r>
         <w:t>. Dispositivi di sicurezza su Firefox</w:t>
       </w:r>
@@ -4727,14 +4952,27 @@
       <w:r>
         <w:t xml:space="preserve">Figura </w:t>
       </w:r>
-      <w:fldSimple w:instr=" SEQ Figura \* ARABIC ">
-        <w:r>
-          <w:rPr>
-            <w:noProof/>
-          </w:rPr>
-          <w:t>7</w:t>
-        </w:r>
-      </w:fldSimple>
+      <w:r>
+        <w:fldChar w:fldCharType="begin"/>
+      </w:r>
+      <w:r>
+        <w:instrText xml:space="preserve"> SEQ Figura \* ARABIC </w:instrText>
+      </w:r>
+      <w:r>
+        <w:fldChar w:fldCharType="separate"/>
+      </w:r>
+      <w:r>
+        <w:rPr>
+          <w:noProof/>
+        </w:rPr>
+        <w:t>7</w:t>
+      </w:r>
+      <w:r>
+        <w:rPr>
+          <w:noProof/>
+        </w:rPr>
+        <w:fldChar w:fldCharType="end"/>
+      </w:r>
       <w:r>
         <w:t>. Dispositivi di sicurezza su Firefox</w:t>
       </w:r>
@@ -4950,14 +5188,27 @@
       <w:r>
         <w:t xml:space="preserve">Figura </w:t>
       </w:r>
-      <w:fldSimple w:instr=" SEQ Figura \* ARABIC ">
-        <w:r>
-          <w:rPr>
-            <w:noProof/>
-          </w:rPr>
-          <w:t>8</w:t>
-        </w:r>
-      </w:fldSimple>
+      <w:r>
+        <w:fldChar w:fldCharType="begin"/>
+      </w:r>
+      <w:r>
+        <w:instrText xml:space="preserve"> SEQ Figura \* ARABIC </w:instrText>
+      </w:r>
+      <w:r>
+        <w:fldChar w:fldCharType="separate"/>
+      </w:r>
+      <w:r>
+        <w:rPr>
+          <w:noProof/>
+        </w:rPr>
+        <w:t>8</w:t>
+      </w:r>
+      <w:r>
+        <w:rPr>
+          <w:noProof/>
+        </w:rPr>
+        <w:fldChar w:fldCharType="end"/>
+      </w:r>
       <w:r>
         <w:t>. Dispositivi di sicurezza su Firefox</w:t>
       </w:r>
@@ -5089,14 +5340,27 @@
       <w:r>
         <w:t xml:space="preserve">Figura </w:t>
       </w:r>
-      <w:fldSimple w:instr=" SEQ Figura \* ARABIC ">
-        <w:r>
-          <w:rPr>
-            <w:noProof/>
-          </w:rPr>
-          <w:t>9</w:t>
-        </w:r>
-      </w:fldSimple>
+      <w:r>
+        <w:fldChar w:fldCharType="begin"/>
+      </w:r>
+      <w:r>
+        <w:instrText xml:space="preserve"> SEQ Figura \* ARABIC </w:instrText>
+      </w:r>
+      <w:r>
+        <w:fldChar w:fldCharType="separate"/>
+      </w:r>
+      <w:r>
+        <w:rPr>
+          <w:noProof/>
+        </w:rPr>
+        <w:t>9</w:t>
+      </w:r>
+      <w:r>
+        <w:rPr>
+          <w:noProof/>
+        </w:rPr>
+        <w:fldChar w:fldCharType="end"/>
+      </w:r>
       <w:r>
         <w:t>. Caricamento del Software CIE su Firefox</w:t>
       </w:r>
@@ -5190,14 +5454,27 @@
       <w:r>
         <w:t xml:space="preserve">Figura </w:t>
       </w:r>
-      <w:fldSimple w:instr=" SEQ Figura \* ARABIC ">
-        <w:r>
-          <w:rPr>
-            <w:noProof/>
-          </w:rPr>
-          <w:t>10</w:t>
-        </w:r>
-      </w:fldSimple>
+      <w:r>
+        <w:fldChar w:fldCharType="begin"/>
+      </w:r>
+      <w:r>
+        <w:instrText xml:space="preserve"> SEQ Figura \* ARABIC </w:instrText>
+      </w:r>
+      <w:r>
+        <w:fldChar w:fldCharType="separate"/>
+      </w:r>
+      <w:r>
+        <w:rPr>
+          <w:noProof/>
+        </w:rPr>
+        <w:t>10</w:t>
+      </w:r>
+      <w:r>
+        <w:rPr>
+          <w:noProof/>
+        </w:rPr>
+        <w:fldChar w:fldCharType="end"/>
+      </w:r>
       <w:r>
         <w:t>. Caricamento del Software CIE su Firefox</w:t>
       </w:r>
@@ -5313,14 +5590,27 @@
       <w:r>
         <w:t xml:space="preserve">Figura </w:t>
       </w:r>
-      <w:fldSimple w:instr=" SEQ Figura \* ARABIC ">
-        <w:r>
-          <w:rPr>
-            <w:noProof/>
-          </w:rPr>
-          <w:t>11</w:t>
-        </w:r>
-      </w:fldSimple>
+      <w:r>
+        <w:fldChar w:fldCharType="begin"/>
+      </w:r>
+      <w:r>
+        <w:instrText xml:space="preserve"> SEQ Figura \* ARABIC </w:instrText>
+      </w:r>
+      <w:r>
+        <w:fldChar w:fldCharType="separate"/>
+      </w:r>
+      <w:r>
+        <w:rPr>
+          <w:noProof/>
+        </w:rPr>
+        <w:t>11</w:t>
+      </w:r>
+      <w:r>
+        <w:rPr>
+          <w:noProof/>
+        </w:rPr>
+        <w:fldChar w:fldCharType="end"/>
+      </w:r>
       <w:r>
         <w:t>. Accesso ad un servizio in rete con la CIE, mediante Firefox</w:t>
       </w:r>
@@ -5412,14 +5702,30 @@
       <w:r>
         <w:t xml:space="preserve">Figura </w:t>
       </w:r>
-      <w:fldSimple w:instr=" SEQ Figura \* ARABIC ">
-        <w:r>
-          <w:rPr>
-            <w:noProof/>
-          </w:rPr>
-          <w:t>12</w:t>
-        </w:r>
-      </w:fldSimple>
+      <w:r>
+        <w:fldChar w:fldCharType="begin"/>
+      </w:r>
+      <w:r>
+        <w:instrText xml:space="preserve"> SEQ Figura \* ARAB</w:instrText>
+      </w:r>
+      <w:r>
+        <w:instrText xml:space="preserve">IC </w:instrText>
+      </w:r>
+      <w:r>
+        <w:fldChar w:fldCharType="separate"/>
+      </w:r>
+      <w:r>
+        <w:rPr>
+          <w:noProof/>
+        </w:rPr>
+        <w:t>12</w:t>
+      </w:r>
+      <w:r>
+        <w:rPr>
+          <w:noProof/>
+        </w:rPr>
+        <w:fldChar w:fldCharType="end"/>
+      </w:r>
       <w:r>
         <w:t>. Scelta del certificato in fase di autenticazione</w:t>
       </w:r>
@@ -5509,14 +5815,27 @@
       <w:r>
         <w:t xml:space="preserve">Figura </w:t>
       </w:r>
-      <w:fldSimple w:instr=" SEQ Figura \* ARABIC ">
-        <w:r>
-          <w:rPr>
-            <w:noProof/>
-          </w:rPr>
-          <w:t>13</w:t>
-        </w:r>
-      </w:fldSimple>
+      <w:r>
+        <w:fldChar w:fldCharType="begin"/>
+      </w:r>
+      <w:r>
+        <w:instrText xml:space="preserve"> SEQ Figura \* ARABIC </w:instrText>
+      </w:r>
+      <w:r>
+        <w:fldChar w:fldCharType="separate"/>
+      </w:r>
+      <w:r>
+        <w:rPr>
+          <w:noProof/>
+        </w:rPr>
+        <w:t>13</w:t>
+      </w:r>
+      <w:r>
+        <w:rPr>
+          <w:noProof/>
+        </w:rPr>
+        <w:fldChar w:fldCharType="end"/>
+      </w:r>
       <w:r>
         <w:t>. Immissione del PIN</w:t>
       </w:r>
@@ -5607,7 +5926,7 @@
         <w:spacing w:line="360" w:lineRule="auto"/>
       </w:pPr>
       <w:bookmarkStart w:id="24" w:name="_Toc70080660"/>
-      <w:bookmarkStart w:id="25" w:name="_Toc70087568"/>
+      <w:bookmarkStart w:id="25" w:name="_Toc96617644"/>
       <w:r>
         <w:lastRenderedPageBreak/>
         <w:t>Funzionalità di Firma Elettronica Avanzata con la CIE (FEA)</w:t>
@@ -5639,7 +5958,7 @@
         <w:spacing w:line="360" w:lineRule="auto"/>
       </w:pPr>
       <w:bookmarkStart w:id="26" w:name="_Toc70080661"/>
-      <w:bookmarkStart w:id="27" w:name="_Toc70087569"/>
+      <w:bookmarkStart w:id="27" w:name="_Toc96617645"/>
       <w:r>
         <w:t>Calcolo della FEA</w:t>
       </w:r>
@@ -5739,24 +6058,14 @@
       <w:r>
         <w:t xml:space="preserve">Figura </w:t>
       </w:r>
-      <w:r>
-        <w:fldChar w:fldCharType="begin"/>
-      </w:r>
-      <w:r>
-        <w:instrText xml:space="preserve"> SEQ Figura \* ARABIC </w:instrText>
-      </w:r>
-      <w:r>
-        <w:fldChar w:fldCharType="separate"/>
-      </w:r>
-      <w:r>
-        <w:rPr>
-          <w:noProof/>
-        </w:rPr>
-        <w:t>30</w:t>
-      </w:r>
-      <w:r>
-        <w:fldChar w:fldCharType="end"/>
-      </w:r>
+      <w:fldSimple w:instr=" SEQ Figura \* ARABIC ">
+        <w:r>
+          <w:rPr>
+            <w:noProof/>
+          </w:rPr>
+          <w:t>30</w:t>
+        </w:r>
+      </w:fldSimple>
       <w:r>
         <w:t>. Home page della funzionalità di firma elettronica</w:t>
       </w:r>
@@ -5847,24 +6156,14 @@
       <w:r>
         <w:t xml:space="preserve">Figura </w:t>
       </w:r>
-      <w:r>
-        <w:fldChar w:fldCharType="begin"/>
-      </w:r>
-      <w:r>
-        <w:instrText xml:space="preserve"> SEQ Figura \* ARABIC </w:instrText>
-      </w:r>
-      <w:r>
-        <w:fldChar w:fldCharType="separate"/>
-      </w:r>
-      <w:r>
-        <w:rPr>
-          <w:noProof/>
-        </w:rPr>
-        <w:t>31</w:t>
-      </w:r>
-      <w:r>
-        <w:fldChar w:fldCharType="end"/>
-      </w:r>
+      <w:fldSimple w:instr=" SEQ Figura \* ARABIC ">
+        <w:r>
+          <w:rPr>
+            <w:noProof/>
+          </w:rPr>
+          <w:t>31</w:t>
+        </w:r>
+      </w:fldSimple>
       <w:r>
         <w:t>. Selezione del documento e personalizzazione della firma</w:t>
       </w:r>
@@ -5954,24 +6253,14 @@
       <w:r>
         <w:t xml:space="preserve">Figura </w:t>
       </w:r>
-      <w:r>
-        <w:fldChar w:fldCharType="begin"/>
-      </w:r>
-      <w:r>
-        <w:instrText xml:space="preserve"> SEQ Figura \* ARABIC </w:instrText>
-      </w:r>
-      <w:r>
-        <w:fldChar w:fldCharType="separate"/>
-      </w:r>
-      <w:r>
-        <w:rPr>
-          <w:noProof/>
-        </w:rPr>
-        <w:t>32</w:t>
-      </w:r>
-      <w:r>
-        <w:fldChar w:fldCharType="end"/>
-      </w:r>
+      <w:fldSimple w:instr=" SEQ Figura \* ARABIC ">
+        <w:r>
+          <w:rPr>
+            <w:noProof/>
+          </w:rPr>
+          <w:t>32</w:t>
+        </w:r>
+      </w:fldSimple>
       <w:r>
         <w:t>. Modifica dell'immagine della firma</w:t>
       </w:r>
@@ -6079,24 +6368,14 @@
       <w:r>
         <w:t xml:space="preserve">Figura </w:t>
       </w:r>
-      <w:r>
-        <w:fldChar w:fldCharType="begin"/>
-      </w:r>
-      <w:r>
-        <w:instrText xml:space="preserve"> SEQ Figura \* ARABIC </w:instrText>
-      </w:r>
-      <w:r>
-        <w:fldChar w:fldCharType="separate"/>
-      </w:r>
-      <w:r>
-        <w:rPr>
-          <w:noProof/>
-        </w:rPr>
-        <w:t>33</w:t>
-      </w:r>
-      <w:r>
-        <w:fldChar w:fldCharType="end"/>
-      </w:r>
+      <w:fldSimple w:instr=" SEQ Figura \* ARABIC ">
+        <w:r>
+          <w:rPr>
+            <w:noProof/>
+          </w:rPr>
+          <w:t>33</w:t>
+        </w:r>
+      </w:fldSimple>
       <w:r>
         <w:t>. Firma o Verifica di un file firmato</w:t>
       </w:r>
@@ -6192,24 +6471,14 @@
       <w:r>
         <w:t xml:space="preserve">Figura </w:t>
       </w:r>
-      <w:r>
-        <w:fldChar w:fldCharType="begin"/>
-      </w:r>
-      <w:r>
-        <w:instrText xml:space="preserve"> SEQ Figura \* ARABIC </w:instrText>
-      </w:r>
-      <w:r>
-        <w:fldChar w:fldCharType="separate"/>
-      </w:r>
-      <w:r>
-        <w:rPr>
-          <w:noProof/>
-        </w:rPr>
-        <w:t>34</w:t>
-      </w:r>
-      <w:r>
-        <w:fldChar w:fldCharType="end"/>
-      </w:r>
+      <w:fldSimple w:instr=" SEQ Figura \* ARABIC ">
+        <w:r>
+          <w:rPr>
+            <w:noProof/>
+          </w:rPr>
+          <w:t>34</w:t>
+        </w:r>
+      </w:fldSimple>
       <w:r>
         <w:t>. Selezione della tipologia di firma elettronica</w:t>
       </w:r>
@@ -6302,24 +6571,14 @@
       <w:r>
         <w:t xml:space="preserve">Figura </w:t>
       </w:r>
-      <w:r>
-        <w:fldChar w:fldCharType="begin"/>
-      </w:r>
-      <w:r>
-        <w:instrText xml:space="preserve"> SEQ Figura \* ARABIC </w:instrText>
-      </w:r>
-      <w:r>
-        <w:fldChar w:fldCharType="separate"/>
-      </w:r>
-      <w:r>
-        <w:rPr>
-          <w:noProof/>
-        </w:rPr>
-        <w:t>35</w:t>
-      </w:r>
-      <w:r>
-        <w:fldChar w:fldCharType="end"/>
-      </w:r>
+      <w:fldSimple w:instr=" SEQ Figura \* ARABIC ">
+        <w:r>
+          <w:rPr>
+            <w:noProof/>
+          </w:rPr>
+          <w:t>35</w:t>
+        </w:r>
+      </w:fldSimple>
       <w:r>
         <w:t>. Firma CADES.</w:t>
       </w:r>
@@ -6413,24 +6672,14 @@
       <w:r>
         <w:t xml:space="preserve">Figura </w:t>
       </w:r>
-      <w:r>
-        <w:fldChar w:fldCharType="begin"/>
-      </w:r>
-      <w:r>
-        <w:instrText xml:space="preserve"> SEQ Figura \* ARABIC </w:instrText>
-      </w:r>
-      <w:r>
-        <w:fldChar w:fldCharType="separate"/>
-      </w:r>
-      <w:r>
-        <w:rPr>
-          <w:noProof/>
-        </w:rPr>
-        <w:t>36</w:t>
-      </w:r>
-      <w:r>
-        <w:fldChar w:fldCharType="end"/>
-      </w:r>
+      <w:fldSimple w:instr=" SEQ Figura \* ARABIC ">
+        <w:r>
+          <w:rPr>
+            <w:noProof/>
+          </w:rPr>
+          <w:t>36</w:t>
+        </w:r>
+      </w:fldSimple>
       <w:r>
         <w:t>. Firma PDF con elemento grafico</w:t>
       </w:r>
@@ -6513,24 +6762,14 @@
       <w:r>
         <w:t xml:space="preserve">Figura </w:t>
       </w:r>
-      <w:r>
-        <w:fldChar w:fldCharType="begin"/>
-      </w:r>
-      <w:r>
-        <w:instrText xml:space="preserve"> SEQ Figura \* ARABIC </w:instrText>
-      </w:r>
-      <w:r>
-        <w:fldChar w:fldCharType="separate"/>
-      </w:r>
-      <w:r>
-        <w:rPr>
-          <w:noProof/>
-        </w:rPr>
-        <w:t>37</w:t>
-      </w:r>
-      <w:r>
-        <w:fldChar w:fldCharType="end"/>
-      </w:r>
+      <w:fldSimple w:instr=" SEQ Figura \* ARABIC ">
+        <w:r>
+          <w:rPr>
+            <w:noProof/>
+          </w:rPr>
+          <w:t>37</w:t>
+        </w:r>
+      </w:fldSimple>
       <w:r>
         <w:t>. Posizionamento dell'elemento grafico della firma</w:t>
       </w:r>
@@ -6621,24 +6860,14 @@
       <w:r>
         <w:t xml:space="preserve">Figura </w:t>
       </w:r>
-      <w:r>
-        <w:fldChar w:fldCharType="begin"/>
-      </w:r>
-      <w:r>
-        <w:instrText xml:space="preserve"> SEQ Figura \* ARABIC </w:instrText>
-      </w:r>
-      <w:r>
-        <w:fldChar w:fldCharType="separate"/>
-      </w:r>
-      <w:r>
-        <w:rPr>
-          <w:noProof/>
-        </w:rPr>
-        <w:t>38</w:t>
-      </w:r>
-      <w:r>
-        <w:fldChar w:fldCharType="end"/>
-      </w:r>
+      <w:fldSimple w:instr=" SEQ Figura \* ARABIC ">
+        <w:r>
+          <w:rPr>
+            <w:noProof/>
+          </w:rPr>
+          <w:t>38</w:t>
+        </w:r>
+      </w:fldSimple>
       <w:r>
         <w:t>. Immissione delle ultime quattro cifre del PIN per la firma elettronica</w:t>
       </w:r>
@@ -6747,24 +6976,14 @@
       <w:r>
         <w:t xml:space="preserve">Figura </w:t>
       </w:r>
-      <w:r>
-        <w:fldChar w:fldCharType="begin"/>
-      </w:r>
-      <w:r>
-        <w:instrText xml:space="preserve"> SEQ Figura \* ARABIC </w:instrText>
-      </w:r>
-      <w:r>
-        <w:fldChar w:fldCharType="separate"/>
-      </w:r>
-      <w:r>
-        <w:rPr>
-          <w:noProof/>
-        </w:rPr>
-        <w:t>39</w:t>
-      </w:r>
-      <w:r>
-        <w:fldChar w:fldCharType="end"/>
-      </w:r>
+      <w:fldSimple w:instr=" SEQ Figura \* ARABIC ">
+        <w:r>
+          <w:rPr>
+            <w:noProof/>
+          </w:rPr>
+          <w:t>39</w:t>
+        </w:r>
+      </w:fldSimple>
       <w:r>
         <w:t>. Fine generazione firma elettronica</w:t>
       </w:r>
@@ -6800,7 +7019,7 @@
         <w:spacing w:line="360" w:lineRule="auto"/>
       </w:pPr>
       <w:bookmarkStart w:id="28" w:name="_Toc70080662"/>
-      <w:bookmarkStart w:id="29" w:name="_Toc70087570"/>
+      <w:bookmarkStart w:id="29" w:name="_Toc96617646"/>
       <w:r>
         <w:lastRenderedPageBreak/>
         <w:t>Verifica di un file digitalmente firmato</w:t>
@@ -6899,24 +7118,14 @@
       <w:r>
         <w:t xml:space="preserve">Figura </w:t>
       </w:r>
-      <w:r>
-        <w:fldChar w:fldCharType="begin"/>
-      </w:r>
-      <w:r>
-        <w:instrText xml:space="preserve"> SEQ Figura \* ARABIC </w:instrText>
-      </w:r>
-      <w:r>
-        <w:fldChar w:fldCharType="separate"/>
-      </w:r>
-      <w:r>
-        <w:rPr>
-          <w:noProof/>
-        </w:rPr>
-        <w:t>40</w:t>
-      </w:r>
-      <w:r>
-        <w:fldChar w:fldCharType="end"/>
-      </w:r>
+      <w:fldSimple w:instr=" SEQ Figura \* ARABIC ">
+        <w:r>
+          <w:rPr>
+            <w:noProof/>
+          </w:rPr>
+          <w:t>40</w:t>
+        </w:r>
+      </w:fldSimple>
       <w:r>
         <w:t>. Home page della funzionalità di firma elettronica</w:t>
       </w:r>
@@ -7006,24 +7215,14 @@
       <w:r>
         <w:t xml:space="preserve">Figura </w:t>
       </w:r>
-      <w:r>
-        <w:fldChar w:fldCharType="begin"/>
-      </w:r>
-      <w:r>
-        <w:instrText xml:space="preserve"> SEQ Figura \* ARABIC </w:instrText>
-      </w:r>
-      <w:r>
-        <w:fldChar w:fldCharType="separate"/>
-      </w:r>
-      <w:r>
-        <w:rPr>
-          <w:noProof/>
-        </w:rPr>
-        <w:t>41</w:t>
-      </w:r>
-      <w:r>
-        <w:fldChar w:fldCharType="end"/>
-      </w:r>
+      <w:fldSimple w:instr=" SEQ Figura \* ARABIC ">
+        <w:r>
+          <w:rPr>
+            <w:noProof/>
+          </w:rPr>
+          <w:t>41</w:t>
+        </w:r>
+      </w:fldSimple>
       <w:r>
         <w:t>. Selezione del documento e personalizzazione della firma</w:t>
       </w:r>
@@ -7113,24 +7312,14 @@
       <w:r>
         <w:t xml:space="preserve">Figura </w:t>
       </w:r>
-      <w:r>
-        <w:fldChar w:fldCharType="begin"/>
-      </w:r>
-      <w:r>
-        <w:instrText xml:space="preserve"> SEQ Figura \* ARABIC </w:instrText>
-      </w:r>
-      <w:r>
-        <w:fldChar w:fldCharType="separate"/>
-      </w:r>
-      <w:r>
-        <w:rPr>
-          <w:noProof/>
-        </w:rPr>
-        <w:t>42</w:t>
-      </w:r>
-      <w:r>
-        <w:fldChar w:fldCharType="end"/>
-      </w:r>
+      <w:fldSimple w:instr=" SEQ Figura \* ARABIC ">
+        <w:r>
+          <w:rPr>
+            <w:noProof/>
+          </w:rPr>
+          <w:t>42</w:t>
+        </w:r>
+      </w:fldSimple>
       <w:r>
         <w:t>. Firma o Verifica di un file firmato</w:t>
       </w:r>
@@ -7218,141 +7407,20 @@
       <w:r>
         <w:t xml:space="preserve">Figura </w:t>
       </w:r>
-      <w:r>
-        <w:fldChar w:fldCharType="begin"/>
-      </w:r>
-      <w:r>
-        <w:instrText xml:space="preserve"> SEQ Figura \* ARABIC </w:instrText>
-      </w:r>
-      <w:r>
-        <w:fldChar w:fldCharType="separate"/>
-      </w:r>
-      <w:r>
-        <w:rPr>
-          <w:noProof/>
-        </w:rPr>
-        <w:t>43</w:t>
-      </w:r>
-      <w:r>
-        <w:fldChar w:fldCharType="end"/>
-      </w:r>
+      <w:fldSimple w:instr=" SEQ Figura \* ARABIC ">
+        <w:r>
+          <w:rPr>
+            <w:noProof/>
+          </w:rPr>
+          <w:t>43</w:t>
+        </w:r>
+      </w:fldSimple>
       <w:r>
         <w:t>. Esito della verifica della firma</w:t>
       </w:r>
     </w:p>
     <w:p/>
     <w:p>
-      <w:r>
-        <w:br w:type="page"/>
-      </w:r>
-    </w:p>
-    <w:p>
-      <w:pPr>
-        <w:jc w:val="both"/>
-      </w:pPr>
-      <w:r>
-        <w:lastRenderedPageBreak/>
-        <w:t>Il servizio di verifica della firma richiede che il computer dell’utente sia connesso in rete, per verificare lo stato di revoca del certificato. Utilizzando la funzione “Impostazioni” è possibile specificare, laddove presente, i parametri per l’utilizzo di un proxy.</w:t>
-      </w:r>
-    </w:p>
-    <w:p>
-      <w:pPr>
-        <w:keepNext/>
-        <w:jc w:val="center"/>
-      </w:pPr>
-      <w:r>
-        <w:rPr>
-          <w:noProof/>
-        </w:rPr>
-        <w:drawing>
-          <wp:inline distT="0" distB="0" distL="0" distR="0" wp14:anchorId="028CA814" wp14:editId="22602537">
-            <wp:extent cx="3594100" cy="2691847"/>
-            <wp:effectExtent l="0" t="0" r="6350" b="0"/>
-            <wp:docPr id="27" name="Immagine 27"/>
-            <wp:cNvGraphicFramePr>
-              <a:graphicFrameLocks xmlns:a="http://schemas.openxmlformats.org/drawingml/2006/main" noChangeAspect="1"/>
-            </wp:cNvGraphicFramePr>
-            <a:graphic xmlns:a="http://schemas.openxmlformats.org/drawingml/2006/main">
-              <a:graphicData uri="http://schemas.openxmlformats.org/drawingml/2006/picture">
-                <pic:pic xmlns:pic="http://schemas.openxmlformats.org/drawingml/2006/picture">
-                  <pic:nvPicPr>
-                    <pic:cNvPr id="0" name="Picture 19"/>
-                    <pic:cNvPicPr>
-                      <a:picLocks noChangeAspect="1" noChangeArrowheads="1"/>
-                    </pic:cNvPicPr>
-                  </pic:nvPicPr>
-                  <pic:blipFill>
-                    <a:blip r:embed="rId36">
-                      <a:extLst>
-                        <a:ext uri="{28A0092B-C50C-407E-A947-70E740481C1C}">
-                          <a14:useLocalDpi xmlns:a14="http://schemas.microsoft.com/office/drawing/2010/main" val="0"/>
-                        </a:ext>
-                      </a:extLst>
-                    </a:blip>
-                    <a:srcRect/>
-                    <a:stretch>
-                      <a:fillRect/>
-                    </a:stretch>
-                  </pic:blipFill>
-                  <pic:spPr bwMode="auto">
-                    <a:xfrm>
-                      <a:off x="0" y="0"/>
-                      <a:ext cx="3604695" cy="2699782"/>
-                    </a:xfrm>
-                    <a:prstGeom prst="rect">
-                      <a:avLst/>
-                    </a:prstGeom>
-                    <a:noFill/>
-                    <a:ln>
-                      <a:noFill/>
-                    </a:ln>
-                  </pic:spPr>
-                </pic:pic>
-              </a:graphicData>
-            </a:graphic>
-          </wp:inline>
-        </w:drawing>
-      </w:r>
-    </w:p>
-    <w:p>
-      <w:pPr>
-        <w:pStyle w:val="Didascalia"/>
-        <w:jc w:val="center"/>
-      </w:pPr>
-      <w:r>
-        <w:t xml:space="preserve">Figura </w:t>
-      </w:r>
-      <w:r>
-        <w:fldChar w:fldCharType="begin"/>
-      </w:r>
-      <w:r>
-        <w:instrText xml:space="preserve"> SEQ Figura \* ARABIC </w:instrText>
-      </w:r>
-      <w:r>
-        <w:fldChar w:fldCharType="separate"/>
-      </w:r>
-      <w:r>
-        <w:rPr>
-          <w:noProof/>
-        </w:rPr>
-        <w:t>44</w:t>
-      </w:r>
-      <w:r>
-        <w:fldChar w:fldCharType="end"/>
-      </w:r>
-      <w:r>
-        <w:t>. Configurazione di un proxy per il servizio di verifica</w:t>
-      </w:r>
-    </w:p>
-    <w:p>
-      <w:pPr>
-        <w:rPr>
-          <w:rFonts w:asciiTheme="majorHAnsi" w:eastAsiaTheme="majorEastAsia" w:hAnsiTheme="majorHAnsi" w:cstheme="majorBidi"/>
-          <w:color w:val="2E74B5" w:themeColor="accent1" w:themeShade="BF"/>
-          <w:sz w:val="26"/>
-          <w:szCs w:val="26"/>
-        </w:rPr>
-      </w:pPr>
       <w:r>
         <w:br w:type="page"/>
       </w:r>
@@ -7370,7 +7438,7 @@
           <w:numId w:val="26"/>
         </w:numPr>
       </w:pPr>
-      <w:bookmarkStart w:id="30" w:name="_Toc70087571"/>
+      <w:bookmarkStart w:id="30" w:name="_Toc96617647"/>
       <w:r>
         <w:t>Gestione del PIN utente</w:t>
       </w:r>
@@ -7385,7 +7453,7 @@
           <w:numId w:val="26"/>
         </w:numPr>
       </w:pPr>
-      <w:bookmarkStart w:id="31" w:name="_Toc70087572"/>
+      <w:bookmarkStart w:id="31" w:name="_Toc96617648"/>
       <w:r>
         <w:t>Dov’è il PIN utente?</w:t>
       </w:r>
@@ -7408,11 +7476,6 @@
       <w:r>
         <w:t xml:space="preserve"> che il cittadino riceve a casa o ritira al Comune.</w:t>
       </w:r>
-    </w:p>
-    <w:p>
-      <w:pPr>
-        <w:jc w:val="both"/>
-      </w:pPr>
     </w:p>
     <w:p>
       <w:pPr>
@@ -7448,7 +7511,7 @@
                     <pic:cNvPicPr/>
                   </pic:nvPicPr>
                   <pic:blipFill>
-                    <a:blip r:embed="rId37"/>
+                    <a:blip r:embed="rId36"/>
                     <a:stretch>
                       <a:fillRect/>
                     </a:stretch>
@@ -7477,14 +7540,27 @@
       <w:r>
         <w:t xml:space="preserve">Figura </w:t>
       </w:r>
-      <w:fldSimple w:instr=" SEQ Figura \* ARABIC ">
-        <w:r>
-          <w:rPr>
-            <w:noProof/>
-          </w:rPr>
-          <w:t>14</w:t>
-        </w:r>
-      </w:fldSimple>
+      <w:r>
+        <w:fldChar w:fldCharType="begin"/>
+      </w:r>
+      <w:r>
+        <w:instrText xml:space="preserve"> SEQ Figura \* ARABIC </w:instrText>
+      </w:r>
+      <w:r>
+        <w:fldChar w:fldCharType="separate"/>
+      </w:r>
+      <w:r>
+        <w:rPr>
+          <w:noProof/>
+        </w:rPr>
+        <w:t>14</w:t>
+      </w:r>
+      <w:r>
+        <w:rPr>
+          <w:noProof/>
+        </w:rPr>
+        <w:fldChar w:fldCharType="end"/>
+      </w:r>
       <w:r>
         <w:t>. Prima metà del PIN e del PUK nella ricevuta al Comune</w:t>
       </w:r>
@@ -7507,7 +7583,6 @@
           <w:noProof/>
           <w:lang w:eastAsia="it-IT"/>
         </w:rPr>
-        <w:lastRenderedPageBreak/>
         <w:drawing>
           <wp:inline distT="0" distB="0" distL="0" distR="0" wp14:anchorId="3A28D155" wp14:editId="10AB7033">
             <wp:extent cx="5019675" cy="3629025"/>
@@ -7524,7 +7599,7 @@
                     <pic:cNvPicPr/>
                   </pic:nvPicPr>
                   <pic:blipFill rotWithShape="1">
-                    <a:blip r:embed="rId38"/>
+                    <a:blip r:embed="rId37"/>
                     <a:srcRect t="2677" b="46319"/>
                     <a:stretch/>
                   </pic:blipFill>
@@ -7566,14 +7641,27 @@
       <w:r>
         <w:t xml:space="preserve">Figura </w:t>
       </w:r>
-      <w:fldSimple w:instr=" SEQ Figura \* ARABIC ">
-        <w:r>
-          <w:rPr>
-            <w:noProof/>
-          </w:rPr>
-          <w:t>15</w:t>
-        </w:r>
-      </w:fldSimple>
+      <w:r>
+        <w:fldChar w:fldCharType="begin"/>
+      </w:r>
+      <w:r>
+        <w:instrText xml:space="preserve"> SEQ Figura \* ARABIC </w:instrText>
+      </w:r>
+      <w:r>
+        <w:fldChar w:fldCharType="separate"/>
+      </w:r>
+      <w:r>
+        <w:rPr>
+          <w:noProof/>
+        </w:rPr>
+        <w:t>15</w:t>
+      </w:r>
+      <w:r>
+        <w:rPr>
+          <w:noProof/>
+        </w:rPr>
+        <w:fldChar w:fldCharType="end"/>
+      </w:r>
       <w:r>
         <w:t>. Seconda metà dei codici PIN e PUK nella lettera di accompagnamento</w:t>
       </w:r>
@@ -7583,6 +7671,7 @@
         <w:jc w:val="both"/>
       </w:pPr>
       <w:r>
+        <w:lastRenderedPageBreak/>
         <w:t xml:space="preserve">In questo caso il PIN completo è </w:t>
       </w:r>
       <w:r>
@@ -7661,7 +7750,7 @@
           <w:numId w:val="26"/>
         </w:numPr>
       </w:pPr>
-      <w:bookmarkStart w:id="32" w:name="_Toc70087573"/>
+      <w:bookmarkStart w:id="32" w:name="_Toc96617649"/>
       <w:r>
         <w:t>Cambio</w:t>
       </w:r>
@@ -7858,7 +7947,6 @@
         <w:rPr>
           <w:noProof/>
         </w:rPr>
-        <w:lastRenderedPageBreak/>
         <w:drawing>
           <wp:inline distT="0" distB="0" distL="0" distR="0" wp14:anchorId="215EBA36" wp14:editId="431E21F6">
             <wp:extent cx="4171950" cy="3115979"/>
@@ -7877,7 +7965,7 @@
                     </pic:cNvPicPr>
                   </pic:nvPicPr>
                   <pic:blipFill>
-                    <a:blip r:embed="rId39">
+                    <a:blip r:embed="rId38">
                       <a:extLst>
                         <a:ext uri="{28A0092B-C50C-407E-A947-70E740481C1C}">
                           <a14:useLocalDpi xmlns:a14="http://schemas.microsoft.com/office/drawing/2010/main" val="0"/>
@@ -7917,14 +8005,27 @@
       <w:r>
         <w:t xml:space="preserve">Figura </w:t>
       </w:r>
-      <w:fldSimple w:instr=" SEQ Figura \* ARABIC ">
-        <w:r>
-          <w:rPr>
-            <w:noProof/>
-          </w:rPr>
-          <w:t>16</w:t>
-        </w:r>
-      </w:fldSimple>
+      <w:r>
+        <w:fldChar w:fldCharType="begin"/>
+      </w:r>
+      <w:r>
+        <w:instrText xml:space="preserve"> SEQ Figura \* ARABIC </w:instrText>
+      </w:r>
+      <w:r>
+        <w:fldChar w:fldCharType="separate"/>
+      </w:r>
+      <w:r>
+        <w:rPr>
+          <w:noProof/>
+        </w:rPr>
+        <w:t>16</w:t>
+      </w:r>
+      <w:r>
+        <w:rPr>
+          <w:noProof/>
+        </w:rPr>
+        <w:fldChar w:fldCharType="end"/>
+      </w:r>
       <w:r>
         <w:t>. Cambio del PIN</w:t>
       </w:r>
@@ -8018,7 +8119,7 @@
       </w:pPr>
       <w:bookmarkStart w:id="33" w:name="_Ref482120372"/>
       <w:bookmarkStart w:id="34" w:name="_Ref482120386"/>
-      <w:bookmarkStart w:id="35" w:name="_Toc70087574"/>
+      <w:bookmarkStart w:id="35" w:name="_Toc96617650"/>
       <w:r>
         <w:t>Sblocco</w:t>
       </w:r>
@@ -8118,7 +8219,6 @@
         <w:rPr>
           <w:noProof/>
         </w:rPr>
-        <w:lastRenderedPageBreak/>
         <w:drawing>
           <wp:inline distT="0" distB="0" distL="0" distR="0" wp14:anchorId="1FA30534" wp14:editId="699984A4">
             <wp:extent cx="3924255" cy="2908300"/>
@@ -8137,7 +8237,7 @@
                     </pic:cNvPicPr>
                   </pic:nvPicPr>
                   <pic:blipFill rotWithShape="1">
-                    <a:blip r:embed="rId40">
+                    <a:blip r:embed="rId39">
                       <a:extLst>
                         <a:ext uri="{28A0092B-C50C-407E-A947-70E740481C1C}">
                           <a14:useLocalDpi xmlns:a14="http://schemas.microsoft.com/office/drawing/2010/main" val="0"/>
@@ -8180,14 +8280,27 @@
       <w:r>
         <w:t xml:space="preserve">Figura </w:t>
       </w:r>
-      <w:fldSimple w:instr=" SEQ Figura \* ARABIC ">
-        <w:r>
-          <w:rPr>
-            <w:noProof/>
-          </w:rPr>
-          <w:t>17</w:t>
-        </w:r>
-      </w:fldSimple>
+      <w:r>
+        <w:fldChar w:fldCharType="begin"/>
+      </w:r>
+      <w:r>
+        <w:instrText xml:space="preserve"> SEQ Figura \* ARABIC </w:instrText>
+      </w:r>
+      <w:r>
+        <w:fldChar w:fldCharType="separate"/>
+      </w:r>
+      <w:r>
+        <w:rPr>
+          <w:noProof/>
+        </w:rPr>
+        <w:t>17</w:t>
+      </w:r>
+      <w:r>
+        <w:rPr>
+          <w:noProof/>
+        </w:rPr>
+        <w:fldChar w:fldCharType="end"/>
+      </w:r>
       <w:r>
         <w:t>. Sblocco del PIN mediante il PUK</w:t>
       </w:r>
@@ -8277,6 +8390,9 @@
         <w:keepLines/>
         <w:spacing w:before="40" w:after="0"/>
         <w:outlineLvl w:val="1"/>
+        <w:rPr>
+          <w:color w:val="FF0000"/>
+        </w:rPr>
       </w:pPr>
       <w:bookmarkStart w:id="36" w:name="_Toc467862247"/>
       <w:bookmarkEnd w:id="36"/>
@@ -8344,8 +8460,311 @@
         <w:t xml:space="preserve"> a quello del PIN.</w:t>
       </w:r>
     </w:p>
+    <w:p>
+      <w:pPr>
+        <w:keepNext/>
+        <w:keepLines/>
+        <w:spacing w:before="40" w:after="0"/>
+        <w:outlineLvl w:val="1"/>
+        <w:rPr>
+          <w:color w:val="FF0000"/>
+        </w:rPr>
+      </w:pPr>
+    </w:p>
+    <w:p>
+      <w:pPr>
+        <w:pStyle w:val="Titolo2"/>
+        <w:numPr>
+          <w:ilvl w:val="0"/>
+          <w:numId w:val="26"/>
+        </w:numPr>
+      </w:pPr>
+      <w:bookmarkStart w:id="37" w:name="_Toc89702268"/>
+      <w:bookmarkStart w:id="38" w:name="_Toc96348140"/>
+      <w:bookmarkStart w:id="39" w:name="_Toc96617651"/>
+      <w:r>
+        <w:t>Impostazioni</w:t>
+      </w:r>
+      <w:bookmarkEnd w:id="37"/>
+      <w:bookmarkEnd w:id="38"/>
+      <w:bookmarkEnd w:id="39"/>
+    </w:p>
+    <w:p/>
+    <w:p>
+      <w:pPr>
+        <w:pStyle w:val="Titolo2"/>
+        <w:numPr>
+          <w:ilvl w:val="1"/>
+          <w:numId w:val="26"/>
+        </w:numPr>
+        <w:spacing w:line="360" w:lineRule="auto"/>
+      </w:pPr>
+      <w:bookmarkStart w:id="40" w:name="_Toc89702269"/>
+      <w:bookmarkStart w:id="41" w:name="_Toc96348141"/>
+      <w:bookmarkStart w:id="42" w:name="_Toc96617652"/>
+      <w:r>
+        <w:t>Proxy di rete</w:t>
+      </w:r>
+      <w:bookmarkEnd w:id="40"/>
+      <w:bookmarkEnd w:id="41"/>
+      <w:bookmarkEnd w:id="42"/>
+    </w:p>
+    <w:p>
+      <w:pPr>
+        <w:jc w:val="both"/>
+      </w:pPr>
+      <w:r>
+        <w:t>Il servizio di verifica della firma richiede che il computer dell’utente sia connesso in rete, per verificare lo stato di revoca del certificato. Utilizzando la funzione “Impostazioni” è possibile specificare, laddove presente, i parametri per l’utilizzo di un proxy.</w:t>
+      </w:r>
+    </w:p>
+    <w:p>
+      <w:pPr>
+        <w:keepNext/>
+        <w:jc w:val="center"/>
+      </w:pPr>
+      <w:r>
+        <w:rPr>
+          <w:noProof/>
+        </w:rPr>
+        <w:drawing>
+          <wp:inline distT="0" distB="0" distL="0" distR="0" wp14:anchorId="7ED43EB5" wp14:editId="2F76A31C">
+            <wp:extent cx="3892550" cy="2522275"/>
+            <wp:effectExtent l="0" t="0" r="0" b="0"/>
+            <wp:docPr id="51" name="Immagine 51"/>
+            <wp:cNvGraphicFramePr>
+              <a:graphicFrameLocks xmlns:a="http://schemas.openxmlformats.org/drawingml/2006/main" noChangeAspect="1"/>
+            </wp:cNvGraphicFramePr>
+            <a:graphic xmlns:a="http://schemas.openxmlformats.org/drawingml/2006/main">
+              <a:graphicData uri="http://schemas.openxmlformats.org/drawingml/2006/picture">
+                <pic:pic xmlns:pic="http://schemas.openxmlformats.org/drawingml/2006/picture">
+                  <pic:nvPicPr>
+                    <pic:cNvPr id="0" name="Picture 24"/>
+                    <pic:cNvPicPr>
+                      <a:picLocks noChangeAspect="1" noChangeArrowheads="1"/>
+                    </pic:cNvPicPr>
+                  </pic:nvPicPr>
+                  <pic:blipFill>
+                    <a:blip r:embed="rId40" cstate="print">
+                      <a:extLst>
+                        <a:ext uri="{28A0092B-C50C-407E-A947-70E740481C1C}">
+                          <a14:useLocalDpi xmlns:a14="http://schemas.microsoft.com/office/drawing/2010/main" val="0"/>
+                        </a:ext>
+                      </a:extLst>
+                    </a:blip>
+                    <a:srcRect/>
+                    <a:stretch>
+                      <a:fillRect/>
+                    </a:stretch>
+                  </pic:blipFill>
+                  <pic:spPr bwMode="auto">
+                    <a:xfrm>
+                      <a:off x="0" y="0"/>
+                      <a:ext cx="3909174" cy="2533047"/>
+                    </a:xfrm>
+                    <a:prstGeom prst="rect">
+                      <a:avLst/>
+                    </a:prstGeom>
+                    <a:noFill/>
+                    <a:ln>
+                      <a:noFill/>
+                    </a:ln>
+                  </pic:spPr>
+                </pic:pic>
+              </a:graphicData>
+            </a:graphic>
+          </wp:inline>
+        </w:drawing>
+      </w:r>
+    </w:p>
+    <w:p>
+      <w:pPr>
+        <w:pStyle w:val="Didascalia"/>
+        <w:jc w:val="center"/>
+      </w:pPr>
+      <w:r>
+        <w:t xml:space="preserve">Figura </w:t>
+      </w:r>
+      <w:r>
+        <w:fldChar w:fldCharType="begin"/>
+      </w:r>
+      <w:r>
+        <w:instrText xml:space="preserve"> SEQ Figura \* ARABIC </w:instrText>
+      </w:r>
+      <w:r>
+        <w:fldChar w:fldCharType="separate"/>
+      </w:r>
+      <w:r>
+        <w:rPr>
+          <w:noProof/>
+        </w:rPr>
+        <w:t>33</w:t>
+      </w:r>
+      <w:r>
+        <w:fldChar w:fldCharType="end"/>
+      </w:r>
+      <w:r>
+        <w:t>. Configurazione di un proxy per il servizio di verifica</w:t>
+      </w:r>
+    </w:p>
+    <w:p>
+      <w:r>
+        <w:br w:type="page"/>
+      </w:r>
+    </w:p>
+    <w:p/>
+    <w:p>
+      <w:pPr>
+        <w:pStyle w:val="Titolo2"/>
+        <w:numPr>
+          <w:ilvl w:val="1"/>
+          <w:numId w:val="26"/>
+        </w:numPr>
+        <w:spacing w:line="360" w:lineRule="auto"/>
+      </w:pPr>
+      <w:bookmarkStart w:id="43" w:name="_Toc89702270"/>
+      <w:bookmarkStart w:id="44" w:name="_Toc96348142"/>
+      <w:bookmarkStart w:id="45" w:name="_Toc96617653"/>
+      <w:r>
+        <w:t>Log</w:t>
+      </w:r>
+      <w:bookmarkEnd w:id="43"/>
+      <w:bookmarkEnd w:id="44"/>
+      <w:bookmarkEnd w:id="45"/>
+    </w:p>
+    <w:p>
+      <w:pPr>
+        <w:jc w:val="both"/>
+      </w:pPr>
+      <w:r>
+        <w:t xml:space="preserve">In caso errori, è possibile abilitare la scrittura di un file di diagnostica (file di log) di crescente livello di granularità. La scrittura di tale file può essere attivata solo per l’applicazione CIE ID, per la libreria CIEPKI.dll o per entrambe. I files di log sono scritti nel percorso </w:t>
+      </w:r>
+      <w:r>
+        <w:t>./Library/Containers/</w:t>
+      </w:r>
+      <w:proofErr w:type="spellStart"/>
+      <w:r>
+        <w:t>it.ipzs.CIE-ID.CIEIDToken</w:t>
+      </w:r>
+      <w:proofErr w:type="spellEnd"/>
+      <w:r>
+        <w:t>/Data</w:t>
+      </w:r>
+      <w:proofErr w:type="gramStart"/>
+      <w:r>
+        <w:t>/.CIEPKI</w:t>
+      </w:r>
+      <w:proofErr w:type="gramEnd"/>
+      <w:r>
+        <w:t>.</w:t>
+      </w:r>
+    </w:p>
+    <w:p>
+      <w:pPr>
+        <w:jc w:val="both"/>
+      </w:pPr>
+    </w:p>
+    <w:p>
+      <w:pPr>
+        <w:keepNext/>
+        <w:jc w:val="center"/>
+      </w:pPr>
+      <w:r>
+        <w:rPr>
+          <w:noProof/>
+        </w:rPr>
+        <w:drawing>
+          <wp:inline distT="0" distB="0" distL="0" distR="0" wp14:anchorId="755C3EAA" wp14:editId="6EDCE343">
+            <wp:extent cx="3978910" cy="2511693"/>
+            <wp:effectExtent l="0" t="0" r="2540" b="3175"/>
+            <wp:docPr id="46" name="Immagine 46"/>
+            <wp:cNvGraphicFramePr>
+              <a:graphicFrameLocks xmlns:a="http://schemas.openxmlformats.org/drawingml/2006/main" noChangeAspect="1"/>
+            </wp:cNvGraphicFramePr>
+            <a:graphic xmlns:a="http://schemas.openxmlformats.org/drawingml/2006/main">
+              <a:graphicData uri="http://schemas.openxmlformats.org/drawingml/2006/picture">
+                <pic:pic xmlns:pic="http://schemas.openxmlformats.org/drawingml/2006/picture">
+                  <pic:nvPicPr>
+                    <pic:cNvPr id="0" name="Picture 2"/>
+                    <pic:cNvPicPr>
+                      <a:picLocks noChangeAspect="1" noChangeArrowheads="1"/>
+                    </pic:cNvPicPr>
+                  </pic:nvPicPr>
+                  <pic:blipFill rotWithShape="1">
+                    <a:blip r:embed="rId41">
+                      <a:extLst>
+                        <a:ext uri="{28A0092B-C50C-407E-A947-70E740481C1C}">
+                          <a14:useLocalDpi xmlns:a14="http://schemas.microsoft.com/office/drawing/2010/main" val="0"/>
+                        </a:ext>
+                      </a:extLst>
+                    </a:blip>
+                    <a:srcRect l="-1" t="3794" r="1746"/>
+                    <a:stretch/>
+                  </pic:blipFill>
+                  <pic:spPr bwMode="auto">
+                    <a:xfrm>
+                      <a:off x="0" y="0"/>
+                      <a:ext cx="3989971" cy="2518675"/>
+                    </a:xfrm>
+                    <a:prstGeom prst="rect">
+                      <a:avLst/>
+                    </a:prstGeom>
+                    <a:noFill/>
+                    <a:ln>
+                      <a:noFill/>
+                    </a:ln>
+                    <a:extLst>
+                      <a:ext uri="{53640926-AAD7-44D8-BBD7-CCE9431645EC}">
+                        <a14:shadowObscured xmlns:a14="http://schemas.microsoft.com/office/drawing/2010/main"/>
+                      </a:ext>
+                    </a:extLst>
+                  </pic:spPr>
+                </pic:pic>
+              </a:graphicData>
+            </a:graphic>
+          </wp:inline>
+        </w:drawing>
+      </w:r>
+    </w:p>
+    <w:p>
+      <w:pPr>
+        <w:pStyle w:val="Didascalia"/>
+        <w:jc w:val="center"/>
+      </w:pPr>
+      <w:r>
+        <w:t xml:space="preserve">Figura </w:t>
+      </w:r>
+      <w:r>
+        <w:fldChar w:fldCharType="begin"/>
+      </w:r>
+      <w:r>
+        <w:instrText xml:space="preserve"> SEQ Figura \* ARABIC </w:instrText>
+      </w:r>
+      <w:r>
+        <w:fldChar w:fldCharType="separate"/>
+      </w:r>
+      <w:r>
+        <w:rPr>
+          <w:noProof/>
+        </w:rPr>
+        <w:t>34</w:t>
+      </w:r>
+      <w:r>
+        <w:fldChar w:fldCharType="end"/>
+      </w:r>
+      <w:r>
+        <w:t>. Abilitazione della scrittura del log</w:t>
+      </w:r>
+    </w:p>
+    <w:p>
+      <w:pPr>
+        <w:keepNext/>
+        <w:keepLines/>
+        <w:spacing w:before="40" w:after="0"/>
+        <w:outlineLvl w:val="1"/>
+      </w:pPr>
+    </w:p>
     <w:sectPr>
-      <w:headerReference w:type="default" r:id="rId41"/>
+      <w:headerReference w:type="default" r:id="rId42"/>
       <w:pgSz w:w="11906" w:h="16838"/>
       <w:pgMar w:top="1417" w:right="1134" w:bottom="851" w:left="1134" w:header="708" w:footer="708" w:gutter="0"/>
       <w:cols w:space="708"/>
@@ -8356,7 +8775,7 @@
 </file>
 
 <file path=word/endnotes.xml><?xml version="1.0" encoding="utf-8"?>
-<w:endnotes xmlns:wpc="http://schemas.microsoft.com/office/word/2010/wordprocessingCanvas" xmlns:cx="http://schemas.microsoft.com/office/drawing/2014/chartex" xmlns:cx1="http://schemas.microsoft.com/office/drawing/2015/9/8/chartex" xmlns:cx2="http://schemas.microsoft.com/office/drawing/2015/10/21/chartex" xmlns:cx3="http://schemas.microsoft.com/office/drawing/2016/5/9/chartex" xmlns:cx4="http://schemas.microsoft.com/office/drawing/2016/5/10/chartex" xmlns:cx5="http://schemas.microsoft.com/office/drawing/2016/5/11/chartex" xmlns:cx6="http://schemas.microsoft.com/office/drawing/2016/5/12/chartex" xmlns:cx7="http://schemas.microsoft.com/office/drawing/2016/5/13/chartex" xmlns:cx8="http://schemas.microsoft.com/office/drawing/2016/5/14/chartex" xmlns:mc="http://schemas.openxmlformats.org/markup-compatibility/2006" xmlns:aink="http://schemas.microsoft.com/office/drawing/2016/ink" xmlns:am3d="http://schemas.microsoft.com/office/drawing/2017/model3d" xmlns:o="urn:schemas-microsoft-com:office:office" xmlns:r="http://schemas.openxmlformats.org/officeDocument/2006/relationships" xmlns:m="http://schemas.openxmlformats.org/officeDocument/2006/math" xmlns:v="urn:schemas-microsoft-com:vml" xmlns:wp14="http://schemas.microsoft.com/office/word/2010/wordprocessingDrawing" xmlns:wp="http://schemas.openxmlformats.org/drawingml/2006/wordprocessingDrawing" xmlns:w10="urn:schemas-microsoft-com:office:word" xmlns:w="http://schemas.openxmlformats.org/wordprocessingml/2006/main" xmlns:w14="http://schemas.microsoft.com/office/word/2010/wordml" xmlns:w15="http://schemas.microsoft.com/office/word/2012/wordml" xmlns:w16cex="http://schemas.microsoft.com/office/word/2018/wordml/cex" xmlns:w16cid="http://schemas.microsoft.com/office/word/2016/wordml/cid" xmlns:w16="http://schemas.microsoft.com/office/word/2018/wordml" xmlns:w16se="http://schemas.microsoft.com/office/word/2015/wordml/symex" xmlns:wpg="http://schemas.microsoft.com/office/word/2010/wordprocessingGroup" xmlns:wpi="http://schemas.microsoft.com/office/word/2010/wordprocessingInk" xmlns:wne="http://schemas.microsoft.com/office/word/2006/wordml" xmlns:wps="http://schemas.microsoft.com/office/word/2010/wordprocessingShape" mc:Ignorable="w14 w15 w16se w16cid w16 w16cex wp14">
+<w:endnotes xmlns:wpc="http://schemas.microsoft.com/office/word/2010/wordprocessingCanvas" xmlns:cx="http://schemas.microsoft.com/office/drawing/2014/chartex" xmlns:cx1="http://schemas.microsoft.com/office/drawing/2015/9/8/chartex" xmlns:cx2="http://schemas.microsoft.com/office/drawing/2015/10/21/chartex" xmlns:cx3="http://schemas.microsoft.com/office/drawing/2016/5/9/chartex" xmlns:cx4="http://schemas.microsoft.com/office/drawing/2016/5/10/chartex" xmlns:cx5="http://schemas.microsoft.com/office/drawing/2016/5/11/chartex" xmlns:cx6="http://schemas.microsoft.com/office/drawing/2016/5/12/chartex" xmlns:cx7="http://schemas.microsoft.com/office/drawing/2016/5/13/chartex" xmlns:cx8="http://schemas.microsoft.com/office/drawing/2016/5/14/chartex" xmlns:mc="http://schemas.openxmlformats.org/markup-compatibility/2006" xmlns:aink="http://schemas.microsoft.com/office/drawing/2016/ink" xmlns:am3d="http://schemas.microsoft.com/office/drawing/2017/model3d" xmlns:o="urn:schemas-microsoft-com:office:office" xmlns:r="http://schemas.openxmlformats.org/officeDocument/2006/relationships" xmlns:m="http://schemas.openxmlformats.org/officeDocument/2006/math" xmlns:v="urn:schemas-microsoft-com:vml" xmlns:wp14="http://schemas.microsoft.com/office/word/2010/wordprocessingDrawing" xmlns:wp="http://schemas.openxmlformats.org/drawingml/2006/wordprocessingDrawing" xmlns:w10="urn:schemas-microsoft-com:office:word" xmlns:w="http://schemas.openxmlformats.org/wordprocessingml/2006/main" xmlns:w14="http://schemas.microsoft.com/office/word/2010/wordml" xmlns:w15="http://schemas.microsoft.com/office/word/2012/wordml" xmlns:w16cex="http://schemas.microsoft.com/office/word/2018/wordml/cex" xmlns:w16cid="http://schemas.microsoft.com/office/word/2016/wordml/cid" xmlns:w16="http://schemas.microsoft.com/office/word/2018/wordml" xmlns:w16sdtdh="http://schemas.microsoft.com/office/word/2020/wordml/sdtdatahash" xmlns:w16se="http://schemas.microsoft.com/office/word/2015/wordml/symex" xmlns:wpg="http://schemas.microsoft.com/office/word/2010/wordprocessingGroup" xmlns:wpi="http://schemas.microsoft.com/office/word/2010/wordprocessingInk" xmlns:wne="http://schemas.microsoft.com/office/word/2006/wordml" xmlns:wps="http://schemas.microsoft.com/office/word/2010/wordprocessingShape" mc:Ignorable="w14 w15 w16se w16cid w16 w16cex w16sdtdh wp14">
   <w:endnote w:type="separator" w:id="-1">
     <w:p>
       <w:pPr>
@@ -8381,7 +8800,7 @@
 </file>
 
 <file path=word/footnotes.xml><?xml version="1.0" encoding="utf-8"?>
-<w:footnotes xmlns:wpc="http://schemas.microsoft.com/office/word/2010/wordprocessingCanvas" xmlns:cx="http://schemas.microsoft.com/office/drawing/2014/chartex" xmlns:cx1="http://schemas.microsoft.com/office/drawing/2015/9/8/chartex" xmlns:cx2="http://schemas.microsoft.com/office/drawing/2015/10/21/chartex" xmlns:cx3="http://schemas.microsoft.com/office/drawing/2016/5/9/chartex" xmlns:cx4="http://schemas.microsoft.com/office/drawing/2016/5/10/chartex" xmlns:cx5="http://schemas.microsoft.com/office/drawing/2016/5/11/chartex" xmlns:cx6="http://schemas.microsoft.com/office/drawing/2016/5/12/chartex" xmlns:cx7="http://schemas.microsoft.com/office/drawing/2016/5/13/chartex" xmlns:cx8="http://schemas.microsoft.com/office/drawing/2016/5/14/chartex" xmlns:mc="http://schemas.openxmlformats.org/markup-compatibility/2006" xmlns:aink="http://schemas.microsoft.com/office/drawing/2016/ink" xmlns:am3d="http://schemas.microsoft.com/office/drawing/2017/model3d" xmlns:o="urn:schemas-microsoft-com:office:office" xmlns:r="http://schemas.openxmlformats.org/officeDocument/2006/relationships" xmlns:m="http://schemas.openxmlformats.org/officeDocument/2006/math" xmlns:v="urn:schemas-microsoft-com:vml" xmlns:wp14="http://schemas.microsoft.com/office/word/2010/wordprocessingDrawing" xmlns:wp="http://schemas.openxmlformats.org/drawingml/2006/wordprocessingDrawing" xmlns:w10="urn:schemas-microsoft-com:office:word" xmlns:w="http://schemas.openxmlformats.org/wordprocessingml/2006/main" xmlns:w14="http://schemas.microsoft.com/office/word/2010/wordml" xmlns:w15="http://schemas.microsoft.com/office/word/2012/wordml" xmlns:w16cex="http://schemas.microsoft.com/office/word/2018/wordml/cex" xmlns:w16cid="http://schemas.microsoft.com/office/word/2016/wordml/cid" xmlns:w16="http://schemas.microsoft.com/office/word/2018/wordml" xmlns:w16se="http://schemas.microsoft.com/office/word/2015/wordml/symex" xmlns:wpg="http://schemas.microsoft.com/office/word/2010/wordprocessingGroup" xmlns:wpi="http://schemas.microsoft.com/office/word/2010/wordprocessingInk" xmlns:wne="http://schemas.microsoft.com/office/word/2006/wordml" xmlns:wps="http://schemas.microsoft.com/office/word/2010/wordprocessingShape" mc:Ignorable="w14 w15 w16se w16cid w16 w16cex wp14">
+<w:footnotes xmlns:wpc="http://schemas.microsoft.com/office/word/2010/wordprocessingCanvas" xmlns:cx="http://schemas.microsoft.com/office/drawing/2014/chartex" xmlns:cx1="http://schemas.microsoft.com/office/drawing/2015/9/8/chartex" xmlns:cx2="http://schemas.microsoft.com/office/drawing/2015/10/21/chartex" xmlns:cx3="http://schemas.microsoft.com/office/drawing/2016/5/9/chartex" xmlns:cx4="http://schemas.microsoft.com/office/drawing/2016/5/10/chartex" xmlns:cx5="http://schemas.microsoft.com/office/drawing/2016/5/11/chartex" xmlns:cx6="http://schemas.microsoft.com/office/drawing/2016/5/12/chartex" xmlns:cx7="http://schemas.microsoft.com/office/drawing/2016/5/13/chartex" xmlns:cx8="http://schemas.microsoft.com/office/drawing/2016/5/14/chartex" xmlns:mc="http://schemas.openxmlformats.org/markup-compatibility/2006" xmlns:aink="http://schemas.microsoft.com/office/drawing/2016/ink" xmlns:am3d="http://schemas.microsoft.com/office/drawing/2017/model3d" xmlns:o="urn:schemas-microsoft-com:office:office" xmlns:r="http://schemas.openxmlformats.org/officeDocument/2006/relationships" xmlns:m="http://schemas.openxmlformats.org/officeDocument/2006/math" xmlns:v="urn:schemas-microsoft-com:vml" xmlns:wp14="http://schemas.microsoft.com/office/word/2010/wordprocessingDrawing" xmlns:wp="http://schemas.openxmlformats.org/drawingml/2006/wordprocessingDrawing" xmlns:w10="urn:schemas-microsoft-com:office:word" xmlns:w="http://schemas.openxmlformats.org/wordprocessingml/2006/main" xmlns:w14="http://schemas.microsoft.com/office/word/2010/wordml" xmlns:w15="http://schemas.microsoft.com/office/word/2012/wordml" xmlns:w16cex="http://schemas.microsoft.com/office/word/2018/wordml/cex" xmlns:w16cid="http://schemas.microsoft.com/office/word/2016/wordml/cid" xmlns:w16="http://schemas.microsoft.com/office/word/2018/wordml" xmlns:w16sdtdh="http://schemas.microsoft.com/office/word/2020/wordml/sdtdatahash" xmlns:w16se="http://schemas.microsoft.com/office/word/2015/wordml/symex" xmlns:wpg="http://schemas.microsoft.com/office/word/2010/wordprocessingGroup" xmlns:wpi="http://schemas.microsoft.com/office/word/2010/wordprocessingInk" xmlns:wne="http://schemas.microsoft.com/office/word/2006/wordml" xmlns:wps="http://schemas.microsoft.com/office/word/2010/wordprocessingShape" mc:Ignorable="w14 w15 w16se w16cid w16 w16cex w16sdtdh wp14">
   <w:footnote w:type="separator" w:id="-1">
     <w:p>
       <w:pPr>
@@ -8406,7 +8825,7 @@
 </file>
 
 <file path=word/header1.xml><?xml version="1.0" encoding="utf-8"?>
-<w:hdr xmlns:wpc="http://schemas.microsoft.com/office/word/2010/wordprocessingCanvas" xmlns:cx="http://schemas.microsoft.com/office/drawing/2014/chartex" xmlns:cx1="http://schemas.microsoft.com/office/drawing/2015/9/8/chartex" xmlns:cx2="http://schemas.microsoft.com/office/drawing/2015/10/21/chartex" xmlns:cx3="http://schemas.microsoft.com/office/drawing/2016/5/9/chartex" xmlns:cx4="http://schemas.microsoft.com/office/drawing/2016/5/10/chartex" xmlns:cx5="http://schemas.microsoft.com/office/drawing/2016/5/11/chartex" xmlns:cx6="http://schemas.microsoft.com/office/drawing/2016/5/12/chartex" xmlns:cx7="http://schemas.microsoft.com/office/drawing/2016/5/13/chartex" xmlns:cx8="http://schemas.microsoft.com/office/drawing/2016/5/14/chartex" xmlns:mc="http://schemas.openxmlformats.org/markup-compatibility/2006" xmlns:aink="http://schemas.microsoft.com/office/drawing/2016/ink" xmlns:am3d="http://schemas.microsoft.com/office/drawing/2017/model3d" xmlns:o="urn:schemas-microsoft-com:office:office" xmlns:r="http://schemas.openxmlformats.org/officeDocument/2006/relationships" xmlns:m="http://schemas.openxmlformats.org/officeDocument/2006/math" xmlns:v="urn:schemas-microsoft-com:vml" xmlns:wp14="http://schemas.microsoft.com/office/word/2010/wordprocessingDrawing" xmlns:wp="http://schemas.openxmlformats.org/drawingml/2006/wordprocessingDrawing" xmlns:w10="urn:schemas-microsoft-com:office:word" xmlns:w="http://schemas.openxmlformats.org/wordprocessingml/2006/main" xmlns:w14="http://schemas.microsoft.com/office/word/2010/wordml" xmlns:w15="http://schemas.microsoft.com/office/word/2012/wordml" xmlns:w16cex="http://schemas.microsoft.com/office/word/2018/wordml/cex" xmlns:w16cid="http://schemas.microsoft.com/office/word/2016/wordml/cid" xmlns:w16="http://schemas.microsoft.com/office/word/2018/wordml" xmlns:w16se="http://schemas.microsoft.com/office/word/2015/wordml/symex" xmlns:wpg="http://schemas.microsoft.com/office/word/2010/wordprocessingGroup" xmlns:wpi="http://schemas.microsoft.com/office/word/2010/wordprocessingInk" xmlns:wne="http://schemas.microsoft.com/office/word/2006/wordml" xmlns:wps="http://schemas.microsoft.com/office/word/2010/wordprocessingShape" mc:Ignorable="w14 w15 w16se w16cid w16 w16cex wp14">
+<w:hdr xmlns:wpc="http://schemas.microsoft.com/office/word/2010/wordprocessingCanvas" xmlns:cx="http://schemas.microsoft.com/office/drawing/2014/chartex" xmlns:cx1="http://schemas.microsoft.com/office/drawing/2015/9/8/chartex" xmlns:cx2="http://schemas.microsoft.com/office/drawing/2015/10/21/chartex" xmlns:cx3="http://schemas.microsoft.com/office/drawing/2016/5/9/chartex" xmlns:cx4="http://schemas.microsoft.com/office/drawing/2016/5/10/chartex" xmlns:cx5="http://schemas.microsoft.com/office/drawing/2016/5/11/chartex" xmlns:cx6="http://schemas.microsoft.com/office/drawing/2016/5/12/chartex" xmlns:cx7="http://schemas.microsoft.com/office/drawing/2016/5/13/chartex" xmlns:cx8="http://schemas.microsoft.com/office/drawing/2016/5/14/chartex" xmlns:mc="http://schemas.openxmlformats.org/markup-compatibility/2006" xmlns:aink="http://schemas.microsoft.com/office/drawing/2016/ink" xmlns:am3d="http://schemas.microsoft.com/office/drawing/2017/model3d" xmlns:o="urn:schemas-microsoft-com:office:office" xmlns:r="http://schemas.openxmlformats.org/officeDocument/2006/relationships" xmlns:m="http://schemas.openxmlformats.org/officeDocument/2006/math" xmlns:v="urn:schemas-microsoft-com:vml" xmlns:wp14="http://schemas.microsoft.com/office/word/2010/wordprocessingDrawing" xmlns:wp="http://schemas.openxmlformats.org/drawingml/2006/wordprocessingDrawing" xmlns:w10="urn:schemas-microsoft-com:office:word" xmlns:w="http://schemas.openxmlformats.org/wordprocessingml/2006/main" xmlns:w14="http://schemas.microsoft.com/office/word/2010/wordml" xmlns:w15="http://schemas.microsoft.com/office/word/2012/wordml" xmlns:w16cex="http://schemas.microsoft.com/office/word/2018/wordml/cex" xmlns:w16cid="http://schemas.microsoft.com/office/word/2016/wordml/cid" xmlns:w16="http://schemas.microsoft.com/office/word/2018/wordml" xmlns:w16sdtdh="http://schemas.microsoft.com/office/word/2020/wordml/sdtdatahash" xmlns:w16se="http://schemas.microsoft.com/office/word/2015/wordml/symex" xmlns:wpg="http://schemas.microsoft.com/office/word/2010/wordprocessingGroup" xmlns:wpi="http://schemas.microsoft.com/office/word/2010/wordprocessingInk" xmlns:wne="http://schemas.microsoft.com/office/word/2006/wordml" xmlns:wps="http://schemas.microsoft.com/office/word/2010/wordprocessingShape" mc:Ignorable="w14 w15 w16se w16cid w16 w16cex w16sdtdh wp14">
   <w:p>
     <w:pPr>
       <w:pStyle w:val="Intestazione"/>
@@ -8529,7 +8948,7 @@
 </file>
 
 <file path=word/numbering.xml><?xml version="1.0" encoding="utf-8"?>
-<w:numbering xmlns:wpc="http://schemas.microsoft.com/office/word/2010/wordprocessingCanvas" xmlns:cx="http://schemas.microsoft.com/office/drawing/2014/chartex" xmlns:cx1="http://schemas.microsoft.com/office/drawing/2015/9/8/chartex" xmlns:cx2="http://schemas.microsoft.com/office/drawing/2015/10/21/chartex" xmlns:cx3="http://schemas.microsoft.com/office/drawing/2016/5/9/chartex" xmlns:cx4="http://schemas.microsoft.com/office/drawing/2016/5/10/chartex" xmlns:cx5="http://schemas.microsoft.com/office/drawing/2016/5/11/chartex" xmlns:cx6="http://schemas.microsoft.com/office/drawing/2016/5/12/chartex" xmlns:cx7="http://schemas.microsoft.com/office/drawing/2016/5/13/chartex" xmlns:cx8="http://schemas.microsoft.com/office/drawing/2016/5/14/chartex" xmlns:mc="http://schemas.openxmlformats.org/markup-compatibility/2006" xmlns:aink="http://schemas.microsoft.com/office/drawing/2016/ink" xmlns:am3d="http://schemas.microsoft.com/office/drawing/2017/model3d" xmlns:o="urn:schemas-microsoft-com:office:office" xmlns:r="http://schemas.openxmlformats.org/officeDocument/2006/relationships" xmlns:m="http://schemas.openxmlformats.org/officeDocument/2006/math" xmlns:v="urn:schemas-microsoft-com:vml" xmlns:wp14="http://schemas.microsoft.com/office/word/2010/wordprocessingDrawing" xmlns:wp="http://schemas.openxmlformats.org/drawingml/2006/wordprocessingDrawing" xmlns:w10="urn:schemas-microsoft-com:office:word" xmlns:w="http://schemas.openxmlformats.org/wordprocessingml/2006/main" xmlns:w14="http://schemas.microsoft.com/office/word/2010/wordml" xmlns:w15="http://schemas.microsoft.com/office/word/2012/wordml" xmlns:w16cex="http://schemas.microsoft.com/office/word/2018/wordml/cex" xmlns:w16cid="http://schemas.microsoft.com/office/word/2016/wordml/cid" xmlns:w16="http://schemas.microsoft.com/office/word/2018/wordml" xmlns:w16se="http://schemas.microsoft.com/office/word/2015/wordml/symex" xmlns:wpg="http://schemas.microsoft.com/office/word/2010/wordprocessingGroup" xmlns:wpi="http://schemas.microsoft.com/office/word/2010/wordprocessingInk" xmlns:wne="http://schemas.microsoft.com/office/word/2006/wordml" xmlns:wps="http://schemas.microsoft.com/office/word/2010/wordprocessingShape" mc:Ignorable="w14 w15 w16se w16cid w16 w16cex wp14">
+<w:numbering xmlns:wpc="http://schemas.microsoft.com/office/word/2010/wordprocessingCanvas" xmlns:cx="http://schemas.microsoft.com/office/drawing/2014/chartex" xmlns:cx1="http://schemas.microsoft.com/office/drawing/2015/9/8/chartex" xmlns:cx2="http://schemas.microsoft.com/office/drawing/2015/10/21/chartex" xmlns:cx3="http://schemas.microsoft.com/office/drawing/2016/5/9/chartex" xmlns:cx4="http://schemas.microsoft.com/office/drawing/2016/5/10/chartex" xmlns:cx5="http://schemas.microsoft.com/office/drawing/2016/5/11/chartex" xmlns:cx6="http://schemas.microsoft.com/office/drawing/2016/5/12/chartex" xmlns:cx7="http://schemas.microsoft.com/office/drawing/2016/5/13/chartex" xmlns:cx8="http://schemas.microsoft.com/office/drawing/2016/5/14/chartex" xmlns:mc="http://schemas.openxmlformats.org/markup-compatibility/2006" xmlns:aink="http://schemas.microsoft.com/office/drawing/2016/ink" xmlns:am3d="http://schemas.microsoft.com/office/drawing/2017/model3d" xmlns:o="urn:schemas-microsoft-com:office:office" xmlns:r="http://schemas.openxmlformats.org/officeDocument/2006/relationships" xmlns:m="http://schemas.openxmlformats.org/officeDocument/2006/math" xmlns:v="urn:schemas-microsoft-com:vml" xmlns:wp14="http://schemas.microsoft.com/office/word/2010/wordprocessingDrawing" xmlns:wp="http://schemas.openxmlformats.org/drawingml/2006/wordprocessingDrawing" xmlns:w10="urn:schemas-microsoft-com:office:word" xmlns:w="http://schemas.openxmlformats.org/wordprocessingml/2006/main" xmlns:w14="http://schemas.microsoft.com/office/word/2010/wordml" xmlns:w15="http://schemas.microsoft.com/office/word/2012/wordml" xmlns:w16cex="http://schemas.microsoft.com/office/word/2018/wordml/cex" xmlns:w16cid="http://schemas.microsoft.com/office/word/2016/wordml/cid" xmlns:w16="http://schemas.microsoft.com/office/word/2018/wordml" xmlns:w16sdtdh="http://schemas.microsoft.com/office/word/2020/wordml/sdtdatahash" xmlns:w16se="http://schemas.microsoft.com/office/word/2015/wordml/symex" xmlns:wpg="http://schemas.microsoft.com/office/word/2010/wordprocessingGroup" xmlns:wpi="http://schemas.microsoft.com/office/word/2010/wordprocessingInk" xmlns:wne="http://schemas.microsoft.com/office/word/2006/wordml" xmlns:wps="http://schemas.microsoft.com/office/word/2010/wordprocessingShape" mc:Ignorable="w14 w15 w16se w16cid w16 w16cex w16sdtdh wp14">
   <w:abstractNum w:abstractNumId="0" w15:restartNumberingAfterBreak="0">
     <w:nsid w:val="046C5C61"/>
     <w:multiLevelType w:val="multilevel"/>
@@ -8652,6 +9071,92 @@
     </w:lvl>
   </w:abstractNum>
   <w:abstractNum w:abstractNumId="1" w15:restartNumberingAfterBreak="0">
+    <w:nsid w:val="0F764B0C"/>
+    <w:multiLevelType w:val="multilevel"/>
+    <w:tmpl w:val="89E6CDD8"/>
+    <w:lvl w:ilvl="0">
+      <w:start w:val="1"/>
+      <w:numFmt w:val="decimal"/>
+      <w:lvlText w:val="%1."/>
+      <w:lvlJc w:val="left"/>
+      <w:pPr>
+        <w:ind w:left="720" w:hanging="360"/>
+      </w:pPr>
+    </w:lvl>
+    <w:lvl w:ilvl="1">
+      <w:start w:val="1"/>
+      <w:numFmt w:val="decimal"/>
+      <w:lvlText w:val="%1.%2"/>
+      <w:lvlJc w:val="left"/>
+      <w:pPr>
+        <w:ind w:left="1065" w:hanging="705"/>
+      </w:pPr>
+    </w:lvl>
+    <w:lvl w:ilvl="2">
+      <w:start w:val="1"/>
+      <w:numFmt w:val="decimal"/>
+      <w:lvlText w:val="%1.%2.%3"/>
+      <w:lvlJc w:val="left"/>
+      <w:pPr>
+        <w:ind w:left="1080" w:hanging="720"/>
+      </w:pPr>
+    </w:lvl>
+    <w:lvl w:ilvl="3">
+      <w:start w:val="1"/>
+      <w:numFmt w:val="decimal"/>
+      <w:lvlText w:val="%1.%2.%3.%4"/>
+      <w:lvlJc w:val="left"/>
+      <w:pPr>
+        <w:ind w:left="1080" w:hanging="720"/>
+      </w:pPr>
+    </w:lvl>
+    <w:lvl w:ilvl="4">
+      <w:start w:val="1"/>
+      <w:numFmt w:val="decimal"/>
+      <w:lvlText w:val="%1.%2.%3.%4.%5"/>
+      <w:lvlJc w:val="left"/>
+      <w:pPr>
+        <w:ind w:left="1440" w:hanging="1080"/>
+      </w:pPr>
+    </w:lvl>
+    <w:lvl w:ilvl="5">
+      <w:start w:val="1"/>
+      <w:numFmt w:val="decimal"/>
+      <w:lvlText w:val="%1.%2.%3.%4.%5.%6"/>
+      <w:lvlJc w:val="left"/>
+      <w:pPr>
+        <w:ind w:left="1440" w:hanging="1080"/>
+      </w:pPr>
+    </w:lvl>
+    <w:lvl w:ilvl="6">
+      <w:start w:val="1"/>
+      <w:numFmt w:val="decimal"/>
+      <w:lvlText w:val="%1.%2.%3.%4.%5.%6.%7"/>
+      <w:lvlJc w:val="left"/>
+      <w:pPr>
+        <w:ind w:left="1800" w:hanging="1440"/>
+      </w:pPr>
+    </w:lvl>
+    <w:lvl w:ilvl="7">
+      <w:start w:val="1"/>
+      <w:numFmt w:val="decimal"/>
+      <w:lvlText w:val="%1.%2.%3.%4.%5.%6.%7.%8"/>
+      <w:lvlJc w:val="left"/>
+      <w:pPr>
+        <w:ind w:left="1800" w:hanging="1440"/>
+      </w:pPr>
+    </w:lvl>
+    <w:lvl w:ilvl="8">
+      <w:start w:val="1"/>
+      <w:numFmt w:val="decimal"/>
+      <w:lvlText w:val="%1.%2.%3.%4.%5.%6.%7.%8.%9"/>
+      <w:lvlJc w:val="left"/>
+      <w:pPr>
+        <w:ind w:left="1800" w:hanging="1440"/>
+      </w:pPr>
+    </w:lvl>
+  </w:abstractNum>
+  <w:abstractNum w:abstractNumId="2" w15:restartNumberingAfterBreak="0">
     <w:nsid w:val="106D45A4"/>
     <w:multiLevelType w:val="hybridMultilevel"/>
     <w:tmpl w:val="2974D082"/>
@@ -8740,7 +9245,7 @@
       </w:pPr>
     </w:lvl>
   </w:abstractNum>
-  <w:abstractNum w:abstractNumId="2" w15:restartNumberingAfterBreak="0">
+  <w:abstractNum w:abstractNumId="3" w15:restartNumberingAfterBreak="0">
     <w:nsid w:val="13060122"/>
     <w:multiLevelType w:val="multilevel"/>
     <w:tmpl w:val="2E000462"/>
@@ -8861,7 +9366,7 @@
       </w:rPr>
     </w:lvl>
   </w:abstractNum>
-  <w:abstractNum w:abstractNumId="3" w15:restartNumberingAfterBreak="0">
+  <w:abstractNum w:abstractNumId="4" w15:restartNumberingAfterBreak="0">
     <w:nsid w:val="19EF1D1F"/>
     <w:multiLevelType w:val="multilevel"/>
     <w:tmpl w:val="2E000462"/>
@@ -8982,7 +9487,7 @@
       </w:rPr>
     </w:lvl>
   </w:abstractNum>
-  <w:abstractNum w:abstractNumId="4" w15:restartNumberingAfterBreak="0">
+  <w:abstractNum w:abstractNumId="5" w15:restartNumberingAfterBreak="0">
     <w:nsid w:val="1E3624FA"/>
     <w:multiLevelType w:val="hybridMultilevel"/>
     <w:tmpl w:val="677EAF5A"/>
@@ -9095,7 +9600,7 @@
       </w:rPr>
     </w:lvl>
   </w:abstractNum>
-  <w:abstractNum w:abstractNumId="5" w15:restartNumberingAfterBreak="0">
+  <w:abstractNum w:abstractNumId="6" w15:restartNumberingAfterBreak="0">
     <w:nsid w:val="1FB47AE5"/>
     <w:multiLevelType w:val="multilevel"/>
     <w:tmpl w:val="2E000462"/>
@@ -9216,7 +9721,7 @@
       </w:rPr>
     </w:lvl>
   </w:abstractNum>
-  <w:abstractNum w:abstractNumId="6" w15:restartNumberingAfterBreak="0">
+  <w:abstractNum w:abstractNumId="7" w15:restartNumberingAfterBreak="0">
     <w:nsid w:val="212F2E19"/>
     <w:multiLevelType w:val="hybridMultilevel"/>
     <w:tmpl w:val="E85A4D48"/>
@@ -9328,7 +9833,7 @@
       </w:rPr>
     </w:lvl>
   </w:abstractNum>
-  <w:abstractNum w:abstractNumId="7" w15:restartNumberingAfterBreak="0">
+  <w:abstractNum w:abstractNumId="8" w15:restartNumberingAfterBreak="0">
     <w:nsid w:val="236D51BA"/>
     <w:multiLevelType w:val="hybridMultilevel"/>
     <w:tmpl w:val="194A866C"/>
@@ -9440,7 +9945,7 @@
       </w:rPr>
     </w:lvl>
   </w:abstractNum>
-  <w:abstractNum w:abstractNumId="8" w15:restartNumberingAfterBreak="0">
+  <w:abstractNum w:abstractNumId="9" w15:restartNumberingAfterBreak="0">
     <w:nsid w:val="2489616F"/>
     <w:multiLevelType w:val="hybridMultilevel"/>
     <w:tmpl w:val="B21C55B4"/>
@@ -9529,7 +10034,7 @@
       </w:pPr>
     </w:lvl>
   </w:abstractNum>
-  <w:abstractNum w:abstractNumId="9" w15:restartNumberingAfterBreak="0">
+  <w:abstractNum w:abstractNumId="10" w15:restartNumberingAfterBreak="0">
     <w:nsid w:val="2BDB1A8B"/>
     <w:multiLevelType w:val="hybridMultilevel"/>
     <w:tmpl w:val="608C6EC6"/>
@@ -9618,7 +10123,7 @@
       </w:pPr>
     </w:lvl>
   </w:abstractNum>
-  <w:abstractNum w:abstractNumId="10" w15:restartNumberingAfterBreak="0">
+  <w:abstractNum w:abstractNumId="11" w15:restartNumberingAfterBreak="0">
     <w:nsid w:val="320F34BE"/>
     <w:multiLevelType w:val="multilevel"/>
     <w:tmpl w:val="2E000462"/>
@@ -9739,7 +10244,7 @@
       </w:rPr>
     </w:lvl>
   </w:abstractNum>
-  <w:abstractNum w:abstractNumId="11" w15:restartNumberingAfterBreak="0">
+  <w:abstractNum w:abstractNumId="12" w15:restartNumberingAfterBreak="0">
     <w:nsid w:val="34640D60"/>
     <w:multiLevelType w:val="multilevel"/>
     <w:tmpl w:val="2E000462"/>
@@ -9860,7 +10365,7 @@
       </w:rPr>
     </w:lvl>
   </w:abstractNum>
-  <w:abstractNum w:abstractNumId="12" w15:restartNumberingAfterBreak="0">
+  <w:abstractNum w:abstractNumId="13" w15:restartNumberingAfterBreak="0">
     <w:nsid w:val="37DB0944"/>
     <w:multiLevelType w:val="multilevel"/>
     <w:tmpl w:val="2E000462"/>
@@ -9981,7 +10486,7 @@
       </w:rPr>
     </w:lvl>
   </w:abstractNum>
-  <w:abstractNum w:abstractNumId="13" w15:restartNumberingAfterBreak="0">
+  <w:abstractNum w:abstractNumId="14" w15:restartNumberingAfterBreak="0">
     <w:nsid w:val="3A201919"/>
     <w:multiLevelType w:val="multilevel"/>
     <w:tmpl w:val="2E000462"/>
@@ -10102,7 +10607,7 @@
       </w:rPr>
     </w:lvl>
   </w:abstractNum>
-  <w:abstractNum w:abstractNumId="14" w15:restartNumberingAfterBreak="0">
+  <w:abstractNum w:abstractNumId="15" w15:restartNumberingAfterBreak="0">
     <w:nsid w:val="3AC54780"/>
     <w:multiLevelType w:val="multilevel"/>
     <w:tmpl w:val="2E000462"/>
@@ -10223,7 +10728,7 @@
       </w:rPr>
     </w:lvl>
   </w:abstractNum>
-  <w:abstractNum w:abstractNumId="15" w15:restartNumberingAfterBreak="0">
+  <w:abstractNum w:abstractNumId="16" w15:restartNumberingAfterBreak="0">
     <w:nsid w:val="41884F09"/>
     <w:multiLevelType w:val="multilevel"/>
     <w:tmpl w:val="2E000462"/>
@@ -10344,7 +10849,7 @@
       </w:rPr>
     </w:lvl>
   </w:abstractNum>
-  <w:abstractNum w:abstractNumId="16" w15:restartNumberingAfterBreak="0">
+  <w:abstractNum w:abstractNumId="17" w15:restartNumberingAfterBreak="0">
     <w:nsid w:val="41C7347A"/>
     <w:multiLevelType w:val="hybridMultilevel"/>
     <w:tmpl w:val="B21C55B4"/>
@@ -10433,7 +10938,7 @@
       </w:pPr>
     </w:lvl>
   </w:abstractNum>
-  <w:abstractNum w:abstractNumId="17" w15:restartNumberingAfterBreak="0">
+  <w:abstractNum w:abstractNumId="18" w15:restartNumberingAfterBreak="0">
     <w:nsid w:val="46880FAB"/>
     <w:multiLevelType w:val="hybridMultilevel"/>
     <w:tmpl w:val="69E6F734"/>
@@ -10546,7 +11051,7 @@
       </w:rPr>
     </w:lvl>
   </w:abstractNum>
-  <w:abstractNum w:abstractNumId="18" w15:restartNumberingAfterBreak="0">
+  <w:abstractNum w:abstractNumId="19" w15:restartNumberingAfterBreak="0">
     <w:nsid w:val="4BAB367B"/>
     <w:multiLevelType w:val="multilevel"/>
     <w:tmpl w:val="2E000462"/>
@@ -10667,7 +11172,7 @@
       </w:rPr>
     </w:lvl>
   </w:abstractNum>
-  <w:abstractNum w:abstractNumId="19" w15:restartNumberingAfterBreak="0">
+  <w:abstractNum w:abstractNumId="20" w15:restartNumberingAfterBreak="0">
     <w:nsid w:val="51BC6EC0"/>
     <w:multiLevelType w:val="hybridMultilevel"/>
     <w:tmpl w:val="8F4E33D0"/>
@@ -10756,7 +11261,7 @@
       </w:pPr>
     </w:lvl>
   </w:abstractNum>
-  <w:abstractNum w:abstractNumId="20" w15:restartNumberingAfterBreak="0">
+  <w:abstractNum w:abstractNumId="21" w15:restartNumberingAfterBreak="0">
     <w:nsid w:val="5A041CA8"/>
     <w:multiLevelType w:val="multilevel"/>
     <w:tmpl w:val="2E000462"/>
@@ -10877,7 +11382,7 @@
       </w:rPr>
     </w:lvl>
   </w:abstractNum>
-  <w:abstractNum w:abstractNumId="21" w15:restartNumberingAfterBreak="0">
+  <w:abstractNum w:abstractNumId="22" w15:restartNumberingAfterBreak="0">
     <w:nsid w:val="5CC23A49"/>
     <w:multiLevelType w:val="hybridMultilevel"/>
     <w:tmpl w:val="2974D082"/>
@@ -10966,7 +11471,7 @@
       </w:pPr>
     </w:lvl>
   </w:abstractNum>
-  <w:abstractNum w:abstractNumId="22" w15:restartNumberingAfterBreak="0">
+  <w:abstractNum w:abstractNumId="23" w15:restartNumberingAfterBreak="0">
     <w:nsid w:val="5D640BB8"/>
     <w:multiLevelType w:val="hybridMultilevel"/>
     <w:tmpl w:val="44FC0126"/>
@@ -11055,7 +11560,7 @@
       </w:pPr>
     </w:lvl>
   </w:abstractNum>
-  <w:abstractNum w:abstractNumId="23" w15:restartNumberingAfterBreak="0">
+  <w:abstractNum w:abstractNumId="24" w15:restartNumberingAfterBreak="0">
     <w:nsid w:val="6812425C"/>
     <w:multiLevelType w:val="multilevel"/>
     <w:tmpl w:val="2E000462"/>
@@ -11176,7 +11681,7 @@
       </w:rPr>
     </w:lvl>
   </w:abstractNum>
-  <w:abstractNum w:abstractNumId="24" w15:restartNumberingAfterBreak="0">
+  <w:abstractNum w:abstractNumId="25" w15:restartNumberingAfterBreak="0">
     <w:nsid w:val="742D26CD"/>
     <w:multiLevelType w:val="hybridMultilevel"/>
     <w:tmpl w:val="2974D082"/>
@@ -11265,7 +11770,7 @@
       </w:pPr>
     </w:lvl>
   </w:abstractNum>
-  <w:abstractNum w:abstractNumId="25" w15:restartNumberingAfterBreak="0">
+  <w:abstractNum w:abstractNumId="26" w15:restartNumberingAfterBreak="0">
     <w:nsid w:val="7CCD08E3"/>
     <w:multiLevelType w:val="multilevel"/>
     <w:tmpl w:val="2E000462"/>
@@ -11387,88 +11892,91 @@
     </w:lvl>
   </w:abstractNum>
   <w:num w:numId="1">
-    <w:abstractNumId w:val="13"/>
+    <w:abstractNumId w:val="14"/>
   </w:num>
   <w:num w:numId="2">
-    <w:abstractNumId w:val="4"/>
+    <w:abstractNumId w:val="5"/>
   </w:num>
   <w:num w:numId="3">
-    <w:abstractNumId w:val="10"/>
+    <w:abstractNumId w:val="11"/>
   </w:num>
   <w:num w:numId="4">
-    <w:abstractNumId w:val="1"/>
+    <w:abstractNumId w:val="2"/>
   </w:num>
   <w:num w:numId="5">
-    <w:abstractNumId w:val="24"/>
+    <w:abstractNumId w:val="25"/>
   </w:num>
   <w:num w:numId="6">
-    <w:abstractNumId w:val="8"/>
+    <w:abstractNumId w:val="9"/>
   </w:num>
   <w:num w:numId="7">
-    <w:abstractNumId w:val="16"/>
+    <w:abstractNumId w:val="17"/>
   </w:num>
   <w:num w:numId="8">
     <w:abstractNumId w:val="0"/>
   </w:num>
   <w:num w:numId="9">
+    <w:abstractNumId w:val="22"/>
+  </w:num>
+  <w:num w:numId="10">
+    <w:abstractNumId w:val="20"/>
+  </w:num>
+  <w:num w:numId="11">
+    <w:abstractNumId w:val="10"/>
+  </w:num>
+  <w:num w:numId="12">
+    <w:abstractNumId w:val="23"/>
+  </w:num>
+  <w:num w:numId="13">
+    <w:abstractNumId w:val="8"/>
+  </w:num>
+  <w:num w:numId="14">
+    <w:abstractNumId w:val="7"/>
+  </w:num>
+  <w:num w:numId="15">
+    <w:abstractNumId w:val="13"/>
+  </w:num>
+  <w:num w:numId="16">
+    <w:abstractNumId w:val="19"/>
+  </w:num>
+  <w:num w:numId="17">
+    <w:abstractNumId w:val="18"/>
+  </w:num>
+  <w:num w:numId="18">
+    <w:abstractNumId w:val="6"/>
+  </w:num>
+  <w:num w:numId="19">
+    <w:abstractNumId w:val="24"/>
+  </w:num>
+  <w:num w:numId="20">
+    <w:abstractNumId w:val="16"/>
+  </w:num>
+  <w:num w:numId="21">
+    <w:abstractNumId w:val="26"/>
+  </w:num>
+  <w:num w:numId="22">
+    <w:abstractNumId w:val="15"/>
+  </w:num>
+  <w:num w:numId="23">
     <w:abstractNumId w:val="21"/>
   </w:num>
-  <w:num w:numId="10">
-    <w:abstractNumId w:val="19"/>
+  <w:num w:numId="24">
+    <w:abstractNumId w:val="4"/>
   </w:num>
-  <w:num w:numId="11">
-    <w:abstractNumId w:val="9"/>
-  </w:num>
-  <w:num w:numId="12">
-    <w:abstractNumId w:val="22"/>
-  </w:num>
-  <w:num w:numId="13">
-    <w:abstractNumId w:val="7"/>
-  </w:num>
-  <w:num w:numId="14">
-    <w:abstractNumId w:val="6"/>
-  </w:num>
-  <w:num w:numId="15">
+  <w:num w:numId="25">
     <w:abstractNumId w:val="12"/>
   </w:num>
-  <w:num w:numId="16">
-    <w:abstractNumId w:val="18"/>
-  </w:num>
-  <w:num w:numId="17">
-    <w:abstractNumId w:val="17"/>
-  </w:num>
-  <w:num w:numId="18">
-    <w:abstractNumId w:val="5"/>
-  </w:num>
-  <w:num w:numId="19">
-    <w:abstractNumId w:val="23"/>
-  </w:num>
-  <w:num w:numId="20">
-    <w:abstractNumId w:val="15"/>
-  </w:num>
-  <w:num w:numId="21">
-    <w:abstractNumId w:val="25"/>
-  </w:num>
-  <w:num w:numId="22">
-    <w:abstractNumId w:val="14"/>
-  </w:num>
-  <w:num w:numId="23">
-    <w:abstractNumId w:val="20"/>
-  </w:num>
-  <w:num w:numId="24">
+  <w:num w:numId="26">
     <w:abstractNumId w:val="3"/>
   </w:num>
-  <w:num w:numId="25">
-    <w:abstractNumId w:val="11"/>
-  </w:num>
-  <w:num w:numId="26">
-    <w:abstractNumId w:val="2"/>
+  <w:num w:numId="27">
+    <w:abstractNumId w:val="1"/>
   </w:num>
 </w:numbering>
 </file>
 
 <file path=word/styles.xml><?xml version="1.0" encoding="utf-8"?>
-<w:styles xmlns:mc="http://schemas.openxmlformats.org/markup-compatibility/2006" xmlns:r="http://schemas.openxmlformats.org/officeDocument/2006/relationships" xmlns:w="http://schemas.openxmlformats.org/wordprocessingml/2006/main" xmlns:w14="http://schemas.microsoft.com/office/word/2010/wordml" xmlns:w15="http://schemas.microsoft.com/office/word/2012/wordml" xmlns:w16cex="http://schemas.microsoft.com/office/word/2018/wordml/cex" xmlns:w16cid="http://schemas.microsoft.com/office/word/2016/wordml/cid" xmlns:w16="http://schemas.microsoft.com/office/word/2018/wordml" xmlns:w16se="http://schemas.microsoft.com/office/word/2015/wordml/symex" mc:Ignorable="w14 w15 w16se w16cid w16 w16cex">
+<w:styles xmlns:mc="http://schemas.openxmlformats.org/markup-compatibility/2006" xmlns:r="http://schemas.openxmlformats.org/officeDocument/2006/relationships" xmlns:w="http://schemas.openxmlformats.org/wordprocessingml/2006/main" xmlns:w14="http://schemas.microsoft.com/office/word/2010/wordml" xmlns:w15="http://schemas.microsoft.com/office/word/2012/wordml" xmlns:w16cex="http://schemas.microsoft.com/office/word/2018/wordml/cex" xmlns:w16cid="http://schemas.microsoft.com/office/word/2016/wordml/cid" xmlns:w16="http://schemas.microsoft.com/office/word/2018/wordml" xmlns:w16sdtdh="http://schemas.microsoft.com/office/word/2020/wordml/sdtdatahash" xmlns:w16se="http://schemas.microsoft.com/office/word/2015/wordml/symex" mc:Ignorable="w14 w15 w16se w16cid w16 w16cex w16sdtdh">
   <w:docDefaults>
     <w:rPrDefault>
       <w:rPr>
